--- a/tests/corpus_v2/docs/cx_supply_0028.docx
+++ b/tests/corpus_v2/docs/cx_supply_0028.docx
@@ -21,7 +21,13 @@
         <w:rPr>
           <w:b/>
         </w:rPr>
-        <w:t xml:space="preserve">№ 143/2024-Д</w:t>
+        <w:t xml:space="preserve">№ </w:t>
+      </w:r>
+      <w:r>
+        <w:rPr>
+          <w:b/>
+        </w:rPr>
+        <w:t xml:space="preserve">72/2024-Д</w:t>
       </w:r>
     </w:p>
     <w:p/>
@@ -33,7 +39,7 @@
         <w:t xml:space="preserve">     </w:t>
       </w:r>
       <w:r>
-        <w:t xml:space="preserve">«01» мая 2024 г.</w:t>
+        <w:t xml:space="preserve">01.06.2024 г.</w:t>
       </w:r>
     </w:p>
     <w:p/>
@@ -90,10 +96,10 @@
         <w:t xml:space="preserve">, именуемый в дальнейшем «Покупатель»</w:t>
       </w:r>
       <w:r>
-        <w:t xml:space="preserve">, с другой стороны, совместно именуемые «Стороны», заключили настоящий </w:t>
-      </w:r>
-      <w:r>
-        <w:t xml:space="preserve">Договор № 84/2023-П</w:t>
+        <w:t xml:space="preserve">, с другой стороны, совместно именуемые «Стороны», заключили настоящий Договор № </w:t>
+      </w:r>
+      <w:r>
+        <w:t xml:space="preserve">93/11</w:t>
       </w:r>
       <w:r>
         <w:t xml:space="preserve"> (далее — Договор) о нижеследующем:</w:t>
@@ -132,7 +138,7 @@
         <w:t xml:space="preserve">Поставка осуществляется партиями на основании заявок Покупателя; срок отгрузки партии — </w:t>
       </w:r>
       <w:r>
-        <w:t xml:space="preserve">45 дней с момента заключения контракта</w:t>
+        <w:t xml:space="preserve">не позднее 02.11.2025</w:t>
       </w:r>
       <w:r>
         <w:t xml:space="preserve">.</w:t>
@@ -168,7 +174,7 @@
         <w:t xml:space="preserve">2.1. Общая цена Договора: </w:t>
       </w:r>
       <w:r>
-        <w:t xml:space="preserve">3 000 RUB</w:t>
+        <w:t xml:space="preserve">цена Контракта составляет ______ рублей ______ копеек</w:t>
       </w:r>
       <w:r>
         <w:t xml:space="preserve">.</w:t>
@@ -179,7 +185,7 @@
         <w:t xml:space="preserve">2.2. Налог: </w:t>
       </w:r>
       <w:r>
-        <w:t xml:space="preserve">18% годовых</w:t>
+        <w:t xml:space="preserve">1/150 ключевой ставки ЦБ РФ за каждый день просрочки</w:t>
       </w:r>
       <w:r>
         <w:t xml:space="preserve">.</w:t>
@@ -190,7 +196,7 @@
         <w:t xml:space="preserve">2.3. Срок оплаты — </w:t>
       </w:r>
       <w:r>
-        <w:t xml:space="preserve">10 рабочих дней с момента поступления денежных средств на расчетный счет</w:t>
+        <w:t xml:space="preserve">в течение 7 рабочих дней с момента заключения контракта</w:t>
       </w:r>
       <w:r>
         <w:t xml:space="preserve">.</w:t>
@@ -210,7 +216,7 @@
         <w:t xml:space="preserve">, артикул </w:t>
       </w:r>
       <w:r>
-        <w:t xml:space="preserve">RM-3411-31</w:t>
+        <w:t xml:space="preserve">RM-2370-62</w:t>
       </w:r>
       <w:r>
         <w:t xml:space="preserve">, код </w:t>
@@ -270,7 +276,13 @@
         <w:t xml:space="preserve">. Цена — </w:t>
       </w:r>
       <w:r>
-        <w:t xml:space="preserve">3 000 руб.</w:t>
+        <w:t xml:space="preserve">не менее 74 000 (Семидесяти четырёх тысяч) рублей</w:t>
+      </w:r>
+      <w:r>
+        <w:t xml:space="preserve">, в т.ч. НДС </w:t>
+      </w:r>
+      <w:r>
+        <w:t xml:space="preserve">18%</w:t>
       </w:r>
       <w:r>
         <w:t xml:space="preserve">.</w:t>
@@ -290,7 +302,7 @@
         <w:t xml:space="preserve">3.1. Место исполнения обязательств: </w:t>
       </w:r>
       <w:r>
-        <w:t xml:space="preserve">141300, г. Сергиев Посад, просп. Заречная, д. 43, кв. 107</w:t>
+        <w:t xml:space="preserve">143400, г. Красногорск, просп. Гагарина, д. 25, кв. 192</w:t>
       </w:r>
       <w:r>
         <w:t xml:space="preserve">.</w:t>
@@ -307,7 +319,7 @@
         <w:t xml:space="preserve"> по телефону </w:t>
       </w:r>
       <w:r>
-        <w:t xml:space="preserve">+7 (846) 560-87-75</w:t>
+        <w:t xml:space="preserve">+7 (812) 311-52-63</w:t>
       </w:r>
       <w:r>
         <w:t xml:space="preserve">.</w:t>
@@ -318,7 +330,7 @@
         <w:t xml:space="preserve">3.3. Срок исполнения обязательств — </w:t>
       </w:r>
       <w:r>
-        <w:t xml:space="preserve">14 рабочих дней</w:t>
+        <w:t xml:space="preserve">в течение 45 (Сорока пяти) дней с момента выставления счета</w:t>
       </w:r>
       <w:r>
         <w:t xml:space="preserve">.</w:t>
@@ -349,13 +361,19 @@
         <w:t xml:space="preserve">Размер неустойки за нарушение сроков оплаты: </w:t>
       </w:r>
       <w:r>
-        <w:t xml:space="preserve">не более 10% от цены договора</w:t>
+        <w:t xml:space="preserve">1/130 ключевой ставки ЦБ РФ годовых</w:t>
+      </w:r>
+      <w:r>
+        <w:t xml:space="preserve">, но не более </w:t>
+      </w:r>
+      <w:r>
+        <w:t xml:space="preserve">21% от цены Договора</w:t>
       </w:r>
       <w:r>
         <w:t xml:space="preserve">. Предельный размер ответственности: </w:t>
       </w:r>
       <w:r>
-        <w:t xml:space="preserve">1/150 ключевой ставки ЦБ РФ</w:t>
+        <w:t xml:space="preserve">1/300 ключевой ставки ЦБ РФ от общей суммы счета</w:t>
       </w:r>
       <w:r>
         <w:t xml:space="preserve">.</w:t>
@@ -377,7 +395,7 @@
         <w:t xml:space="preserve">Сторона, для которой создалась невозможность исполнения, обязана уведомить другую Сторону. Срок уведомления — </w:t>
       </w:r>
       <w:r>
-        <w:t xml:space="preserve">не позднее 15.12.2026</w:t>
+        <w:t xml:space="preserve">не позднее 20.09.2026</w:t>
       </w:r>
       <w:r>
         <w:t xml:space="preserve">.</w:t>
@@ -391,13 +409,79 @@
         <w:t xml:space="preserve">Все споры и разногласия решаются путём переговоров. Претензионный порядок обязателен, срок ответа на претензию — </w:t>
       </w:r>
       <w:r>
-        <w:t xml:space="preserve">не более 24 месяцев с момента заключения кредитного договора</w:t>
-      </w:r>
-      <w:r>
-        <w:t xml:space="preserve">.</w:t>
-      </w:r>
-    </w:p>
-    <w:p/>
+        <w:t xml:space="preserve">в течение 7 календарных дней с момента поступления денежных средств на расчетный счет</w:t>
+      </w:r>
+      <w:r>
+        <w:t xml:space="preserve">.</w:t>
+      </w:r>
+    </w:p>
+    <w:p/>
+    <w:p/>
+    <w:p/>
+    <w:p>
+      <w:r>
+        <w:rPr>
+          <w:b/>
+        </w:rPr>
+        <w:t xml:space="preserve">9. КОНТРОЛЬНЫЕ ВЕЛИЧИНЫ</w:t>
+      </w:r>
+    </w:p>
+    <w:p>
+      <w:r>
+        <w:t xml:space="preserve">9.1. Контрольная запись: </w:t>
+      </w:r>
+      <w:r>
+        <w:t xml:space="preserve">49Ф-59173/25-171Д</w:t>
+      </w:r>
+      <w:r>
+        <w:t xml:space="preserve">.</w:t>
+      </w:r>
+    </w:p>
+    <w:p>
+      <w:r>
+        <w:t xml:space="preserve">9.2. Контрольная запись: </w:t>
+      </w:r>
+      <w:r>
+        <w:rPr>
+          <w:b/>
+        </w:rPr>
+        <w:t xml:space="preserve">8 6</w:t>
+      </w:r>
+      <w:r>
+        <w:t xml:space="preserve">60 000,3 (Восемь миллионов шестьсот шестьдесят тысяч) руб.</w:t>
+      </w:r>
+      <w:r>
+        <w:t xml:space="preserve">.</w:t>
+      </w:r>
+    </w:p>
+    <w:p>
+      <w:r>
+        <w:t xml:space="preserve">9.3. Контрольная запись: </w:t>
+      </w:r>
+      <w:r>
+        <w:rPr>
+          <w:b/>
+        </w:rPr>
+        <w:t xml:space="preserve">2</w:t>
+      </w:r>
+      <w:r>
+        <w:t xml:space="preserve">0 (двадцать) процентов от цены Договора</w:t>
+      </w:r>
+      <w:r>
+        <w:t xml:space="preserve">.</w:t>
+      </w:r>
+    </w:p>
+    <w:p>
+      <w:r>
+        <w:t xml:space="preserve">9.4. Контрольная запись: </w:t>
+      </w:r>
+      <w:r>
+        <w:t xml:space="preserve">в течение 3 0  (Тридцати) банковских дней с даты подписания Сторонами акта сдачи-приемки оказанных услуг</w:t>
+      </w:r>
+      <w:r>
+        <w:t xml:space="preserve">.</w:t>
+      </w:r>
+    </w:p>
     <w:p/>
     <w:p/>
     <w:p>
@@ -422,7 +506,7 @@
         <w:fldChar w:fldCharType="separate"/>
       </w:r>
       <w:r>
-        <w:t xml:space="preserve">в течение 10 банковских дней с даты подписания Сторонами акта сдачи-приемки оказанных услуг</w:t>
+        <w:t xml:space="preserve">не позднее 12.09.2025</w:t>
       </w:r>
       <w:r>
         <w:fldChar w:fldCharType="end"/>
@@ -479,7 +563,7 @@
               <w:t xml:space="preserve">Юридический адрес: </w:t>
             </w:r>
             <w:r>
-              <w:t xml:space="preserve">420111, г. Казань, бул. Тверская, д. 45, кв. 143</w:t>
+              <w:t xml:space="preserve">101000, г. Москва, ш. Строителей, д. 28, кв. 128</w:t>
             </w:r>
           </w:p>
           <w:p>
@@ -487,7 +571,7 @@
               <w:t xml:space="preserve">Почтовый адрес: </w:t>
             </w:r>
             <w:r>
-              <w:t xml:space="preserve">620014, г. Екатеринбург, просп. Полевая, д. 64, кв. 96</w:t>
+              <w:t xml:space="preserve">101000, г. Москва, пер. Победы, д. 50, кв. 138</w:t>
             </w:r>
           </w:p>
           <w:p>
@@ -542,7 +626,7 @@
               <w:t xml:space="preserve">Тел.: </w:t>
             </w:r>
             <w:r>
-              <w:t xml:space="preserve">+7 (495) 384-48-59</w:t>
+              <w:t xml:space="preserve">+7 (843) 870-57-55</w:t>
             </w:r>
           </w:p>
           <w:p>
@@ -550,7 +634,7 @@
               <w:t xml:space="preserve">E-mail: </w:t>
             </w:r>
             <w:r>
-              <w:t xml:space="preserve">lebedeva@bk.ru</w:t>
+              <w:t xml:space="preserve">lebedeva@yandex.ru</w:t>
             </w:r>
           </w:p>
           <w:p/>
@@ -593,7 +677,7 @@
               <w:t xml:space="preserve">Адрес регистрации: </w:t>
             </w:r>
             <w:r>
-              <w:t xml:space="preserve">620014, г. Екатеринбург, пер. Заречная, д. 17, кв. 8</w:t>
+              <w:t xml:space="preserve">101000, г. Москва, ул. Полевая, д. 20, кв. 179</w:t>
             </w:r>
           </w:p>
           <w:p>
@@ -632,7 +716,7 @@
               <w:t xml:space="preserve">Тел.: </w:t>
             </w:r>
             <w:r>
-              <w:t xml:space="preserve">+7 (383) 164-29-99</w:t>
+              <w:t xml:space="preserve">+7 (846) 962-41-34</w:t>
             </w:r>
           </w:p>
           <w:p>
@@ -719,13 +803,13 @@
       <w:t xml:space="preserve">ООО «ТехноПром» · </w:t>
     </w:r>
     <w:r>
-      <w:t xml:space="preserve">+7 (499) 311-72-62</w:t>
+      <w:t xml:space="preserve">+7 (843) 522-70-89</w:t>
     </w:r>
     <w:r>
       <w:t xml:space="preserve"> · </w:t>
     </w:r>
     <w:r>
-      <w:t xml:space="preserve">lebedeva@sibtrans.ru</w:t>
+      <w:t xml:space="preserve">lebedeva@bk.ru</w:t>
     </w:r>
   </w:p>
 </w:hdr>

--- a/tests/corpus_v2/docs/cx_supply_0028.docx
+++ b/tests/corpus_v2/docs/cx_supply_0028.docx
@@ -431,7 +431,13 @@
         <w:t xml:space="preserve">9.1. Контрольная запись: </w:t>
       </w:r>
       <w:r>
-        <w:t xml:space="preserve">49Ф-59173/25-171Д</w:t>
+        <w:rPr>
+          <w:b/>
+        </w:rPr>
+        <w:t xml:space="preserve">49Ф-59</w:t>
+      </w:r>
+      <w:r>
+        <w:t xml:space="preserve">173/25-171Д</w:t>
       </w:r>
       <w:r>
         <w:t xml:space="preserve">.</w:t>

--- a/tests/corpus_v2/docs/cx_supply_0028.docx
+++ b/tests/corpus_v2/docs/cx_supply_0028.docx
@@ -27,19 +27,19 @@
         <w:rPr>
           <w:b/>
         </w:rPr>
-        <w:t xml:space="preserve">72/2024-Д</w:t>
-      </w:r>
-    </w:p>
-    <w:p/>
-    <w:p>
-      <w:r>
-        <w:t xml:space="preserve">г. Нижний Новгород</w:t>
+        <w:t xml:space="preserve">82901/439-сс</w:t>
+      </w:r>
+    </w:p>
+    <w:p/>
+    <w:p>
+      <w:r>
+        <w:t xml:space="preserve">г. Воронеж</w:t>
       </w:r>
       <w:r>
         <w:t xml:space="preserve">     </w:t>
       </w:r>
       <w:r>
-        <w:t xml:space="preserve">01.06.2024 г.</w:t>
+        <w:t xml:space="preserve">20.09.2023 г.</w:t>
       </w:r>
     </w:p>
     <w:p/>
@@ -99,7 +99,7 @@
         <w:t xml:space="preserve">, с другой стороны, совместно именуемые «Стороны», заключили настоящий Договор № </w:t>
       </w:r>
       <w:r>
-        <w:t xml:space="preserve">93/11</w:t>
+        <w:t xml:space="preserve">41/2024-П</w:t>
       </w:r>
       <w:r>
         <w:t xml:space="preserve"> (далее — Договор) о нижеследующем:</w:t>
@@ -434,10 +434,10 @@
         <w:rPr>
           <w:b/>
         </w:rPr>
-        <w:t xml:space="preserve">49Ф-59</w:t>
-      </w:r>
-      <w:r>
-        <w:t xml:space="preserve">173/25-171Д</w:t>
+        <w:t xml:space="preserve">59</w:t>
+      </w:r>
+      <w:r>
+        <w:t xml:space="preserve">352/463-сс</w:t>
       </w:r>
       <w:r>
         <w:t xml:space="preserve">.</w:t>
@@ -451,10 +451,10 @@
         <w:rPr>
           <w:b/>
         </w:rPr>
-        <w:t xml:space="preserve">8 6</w:t>
-      </w:r>
-      <w:r>
-        <w:t xml:space="preserve">60 000,3 (Восемь миллионов шестьсот шестьдесят тысяч) руб.</w:t>
+        <w:t xml:space="preserve">7 7</w:t>
+      </w:r>
+      <w:r>
+        <w:t xml:space="preserve">30 000,2 (Семь миллионов семьсот тридцать тысяч) руб.</w:t>
       </w:r>
       <w:r>
         <w:t xml:space="preserve">.</w:t>
@@ -468,10 +468,10 @@
         <w:rPr>
           <w:b/>
         </w:rPr>
-        <w:t xml:space="preserve">2</w:t>
-      </w:r>
-      <w:r>
-        <w:t xml:space="preserve">0 (двадцать) процентов от цены Договора</w:t>
+        <w:t xml:space="preserve">1</w:t>
+      </w:r>
+      <w:r>
+        <w:t xml:space="preserve">0 (десять) процентов от цены Договора</w:t>
       </w:r>
       <w:r>
         <w:t xml:space="preserve">.</w:t>
@@ -482,7 +482,7 @@
         <w:t xml:space="preserve">9.4. Контрольная запись: </w:t>
       </w:r>
       <w:r>
-        <w:t xml:space="preserve">в течение 3 0  (Тридцати) банковских дней с даты подписания Сторонами акта сдачи-приемки оказанных услуг</w:t>
+        <w:t xml:space="preserve">в течение 1 0  (Десяти) банковских дней с даты подписания Сторонами акта сдачи-приемки оказанных услуг</w:t>
       </w:r>
       <w:r>
         <w:t xml:space="preserve">.</w:t>
@@ -512,7 +512,7 @@
         <w:fldChar w:fldCharType="separate"/>
       </w:r>
       <w:r>
-        <w:t xml:space="preserve">не позднее 12.09.2025</w:t>
+        <w:t xml:space="preserve">не позднее 18.07.2026</w:t>
       </w:r>
       <w:r>
         <w:fldChar w:fldCharType="end"/>
@@ -569,15 +569,7 @@
               <w:t xml:space="preserve">Юридический адрес: </w:t>
             </w:r>
             <w:r>
-              <w:t xml:space="preserve">101000, г. Москва, ш. Строителей, д. 28, кв. 128</w:t>
-            </w:r>
-          </w:p>
-          <w:p>
-            <w:r>
-              <w:t xml:space="preserve">Почтовый адрес: </w:t>
-            </w:r>
-            <w:r>
-              <w:t xml:space="preserve">101000, г. Москва, пер. Победы, д. 50, кв. 138</w:t>
+              <w:t xml:space="preserve">143000, г. Одинцово, просп. Тверская, д. 3, кв. 105</w:t>
             </w:r>
           </w:p>
           <w:p>
@@ -632,7 +624,7 @@
               <w:t xml:space="preserve">Тел.: </w:t>
             </w:r>
             <w:r>
-              <w:t xml:space="preserve">+7 (843) 870-57-55</w:t>
+              <w:t xml:space="preserve">+7 (843) 481-15-45</w:t>
             </w:r>
           </w:p>
           <w:p>
@@ -640,7 +632,7 @@
               <w:t xml:space="preserve">E-mail: </w:t>
             </w:r>
             <w:r>
-              <w:t xml:space="preserve">lebedeva@yandex.ru</w:t>
+              <w:t xml:space="preserve">lebedeva@corp-tehno.ru</w:t>
             </w:r>
           </w:p>
           <w:p/>
@@ -683,7 +675,7 @@
               <w:t xml:space="preserve">Адрес регистрации: </w:t>
             </w:r>
             <w:r>
-              <w:t xml:space="preserve">101000, г. Москва, ул. Полевая, д. 20, кв. 179</w:t>
+              <w:t xml:space="preserve">620014, г. Екатеринбург, бул. Тверская, д. 48, кв. 92</w:t>
             </w:r>
           </w:p>
           <w:p>
@@ -722,7 +714,7 @@
               <w:t xml:space="preserve">Тел.: </w:t>
             </w:r>
             <w:r>
-              <w:t xml:space="preserve">+7 (846) 962-41-34</w:t>
+              <w:t xml:space="preserve">+7 (499) 128-77-18</w:t>
             </w:r>
           </w:p>
           <w:p>
@@ -730,7 +722,7 @@
               <w:t xml:space="preserve">E-mail: </w:t>
             </w:r>
             <w:r>
-              <w:t xml:space="preserve">orlov@gmail.com</w:t>
+              <w:t xml:space="preserve">orlov@yandex.ru</w:t>
             </w:r>
           </w:p>
           <w:p/>
@@ -790,13 +782,13 @@
       <w:t xml:space="preserve">Исполнитель документа: </w:t>
     </w:r>
     <w:r>
-      <w:t xml:space="preserve">Никитина Л. П.</w:t>
+      <w:t xml:space="preserve">Ершова Л. М.</w:t>
     </w:r>
     <w:r>
       <w:t xml:space="preserve">, тел. </w:t>
     </w:r>
     <w:r>
-      <w:t xml:space="preserve">8(499)5261452</w:t>
+      <w:t xml:space="preserve">8(383)8888157</w:t>
     </w:r>
   </w:p>
 </w:ftr>
@@ -809,13 +801,13 @@
       <w:t xml:space="preserve">ООО «ТехноПром» · </w:t>
     </w:r>
     <w:r>
-      <w:t xml:space="preserve">+7 (843) 522-70-89</w:t>
+      <w:t xml:space="preserve">+7 (846) 766-41-34</w:t>
     </w:r>
     <w:r>
       <w:t xml:space="preserve"> · </w:t>
     </w:r>
     <w:r>
-      <w:t xml:space="preserve">lebedeva@bk.ru</w:t>
+      <w:t xml:space="preserve">lebedeva@gmail.com</w:t>
     </w:r>
   </w:p>
 </w:hdr>

--- a/tests/corpus_v2/docs/cx_supply_0028.docx
+++ b/tests/corpus_v2/docs/cx_supply_0028.docx
@@ -72,7 +72,7 @@
         <w:t xml:space="preserve">паспорт </w:t>
       </w:r>
       <w:r>
-        <w:t xml:space="preserve">61 19 572124</w:t>
+        <w:t xml:space="preserve">37 18 011441</w:t>
       </w:r>
       <w:r>
         <w:t xml:space="preserve">, выдан </w:t>
@@ -273,10 +273,16 @@
         <w:t xml:space="preserve">МКАС при ТПП РФ</w:t>
       </w:r>
       <w:r>
+        <w:t xml:space="preserve">. Товар отгружается с сопроводительным документом паспорт качества № </w:t>
+      </w:r>
+      <w:r>
+        <w:t xml:space="preserve">09 05 813872</w:t>
+      </w:r>
+      <w:r>
         <w:t xml:space="preserve">. Цена — </w:t>
       </w:r>
       <w:r>
-        <w:t xml:space="preserve">не менее 74 000 (Семидесяти четырёх тысяч) рублей</w:t>
+        <w:t xml:space="preserve">не менее 80 200 000 (Восьмидесяти миллионов двухсот тысяч) рублей</w:t>
       </w:r>
       <w:r>
         <w:t xml:space="preserve">, в т.ч. НДС </w:t>
@@ -302,7 +308,7 @@
         <w:t xml:space="preserve">3.1. Место исполнения обязательств: </w:t>
       </w:r>
       <w:r>
-        <w:t xml:space="preserve">143400, г. Красногорск, просп. Гагарина, д. 25, кв. 192</w:t>
+        <w:t xml:space="preserve">170100, г. Тверь, просп. Гагарина, д. 47, кв. 53</w:t>
       </w:r>
       <w:r>
         <w:t xml:space="preserve">.</w:t>
@@ -319,7 +325,7 @@
         <w:t xml:space="preserve"> по телефону </w:t>
       </w:r>
       <w:r>
-        <w:t xml:space="preserve">+7 (812) 311-52-63</w:t>
+        <w:t xml:space="preserve">+7 (812) 524-93-67</w:t>
       </w:r>
       <w:r>
         <w:t xml:space="preserve">.</w:t>
@@ -330,7 +336,7 @@
         <w:t xml:space="preserve">3.3. Срок исполнения обязательств — </w:t>
       </w:r>
       <w:r>
-        <w:t xml:space="preserve">в течение 45 (Сорока пяти) дней с момента выставления счета</w:t>
+        <w:t xml:space="preserve">в течение 60 (Шестидесяти) дней с момента выставления счета</w:t>
       </w:r>
       <w:r>
         <w:t xml:space="preserve">.</w:t>
@@ -367,7 +373,7 @@
         <w:t xml:space="preserve">, но не более </w:t>
       </w:r>
       <w:r>
-        <w:t xml:space="preserve">21% от цены Договора</w:t>
+        <w:t xml:space="preserve">18% от цены Договора</w:t>
       </w:r>
       <w:r>
         <w:t xml:space="preserve">. Предельный размер ответственности: </w:t>
@@ -395,7 +401,7 @@
         <w:t xml:space="preserve">Сторона, для которой создалась невозможность исполнения, обязана уведомить другую Сторону. Срок уведомления — </w:t>
       </w:r>
       <w:r>
-        <w:t xml:space="preserve">не позднее 20.09.2026</w:t>
+        <w:t xml:space="preserve">не позднее 13.03.2026</w:t>
       </w:r>
       <w:r>
         <w:t xml:space="preserve">.</w:t>
@@ -409,7 +415,7 @@
         <w:t xml:space="preserve">Все споры и разногласия решаются путём переговоров. Претензионный порядок обязателен, срок ответа на претензию — </w:t>
       </w:r>
       <w:r>
-        <w:t xml:space="preserve">в течение 7 календарных дней с момента поступления денежных средств на расчетный счет</w:t>
+        <w:t xml:space="preserve">в течение 45 календарных дней с момента поступления денежных средств на расчетный счет</w:t>
       </w:r>
       <w:r>
         <w:t xml:space="preserve">.</w:t>
@@ -434,10 +440,10 @@
         <w:rPr>
           <w:b/>
         </w:rPr>
-        <w:t xml:space="preserve">59</w:t>
-      </w:r>
-      <w:r>
-        <w:t xml:space="preserve">352/463-сс</w:t>
+        <w:t xml:space="preserve">73</w:t>
+      </w:r>
+      <w:r>
+        <w:t xml:space="preserve">401/171-сс</w:t>
       </w:r>
       <w:r>
         <w:t xml:space="preserve">.</w:t>
@@ -451,10 +457,10 @@
         <w:rPr>
           <w:b/>
         </w:rPr>
-        <w:t xml:space="preserve">7 7</w:t>
-      </w:r>
-      <w:r>
-        <w:t xml:space="preserve">30 000,2 (Семь миллионов семьсот тридцать тысяч) руб.</w:t>
+        <w:t xml:space="preserve">8 6</w:t>
+      </w:r>
+      <w:r>
+        <w:t xml:space="preserve">60 000,3 (Восемь миллионов шестьсот шестьдесят тысяч) руб.</w:t>
       </w:r>
       <w:r>
         <w:t xml:space="preserve">.</w:t>
@@ -468,10 +474,10 @@
         <w:rPr>
           <w:b/>
         </w:rPr>
-        <w:t xml:space="preserve">1</w:t>
-      </w:r>
-      <w:r>
-        <w:t xml:space="preserve">0 (десять) процентов от цены Договора</w:t>
+        <w:t xml:space="preserve">2</w:t>
+      </w:r>
+      <w:r>
+        <w:t xml:space="preserve">0 (двадцать) процентов от цены Договора</w:t>
       </w:r>
       <w:r>
         <w:t xml:space="preserve">.</w:t>
@@ -482,7 +488,7 @@
         <w:t xml:space="preserve">9.4. Контрольная запись: </w:t>
       </w:r>
       <w:r>
-        <w:t xml:space="preserve">в течение 1 0  (Десяти) банковских дней с даты подписания Сторонами акта сдачи-приемки оказанных услуг</w:t>
+        <w:t xml:space="preserve">в течение 3 0  (Тридцати) банковских дней с даты подписания Сторонами акта сдачи-приемки оказанных услуг</w:t>
       </w:r>
       <w:r>
         <w:t xml:space="preserve">.</w:t>
@@ -512,7 +518,7 @@
         <w:fldChar w:fldCharType="separate"/>
       </w:r>
       <w:r>
-        <w:t xml:space="preserve">не позднее 18.07.2026</w:t>
+        <w:t xml:space="preserve">не позднее 12.09.2025</w:t>
       </w:r>
       <w:r>
         <w:fldChar w:fldCharType="end"/>
@@ -569,7 +575,15 @@
               <w:t xml:space="preserve">Юридический адрес: </w:t>
             </w:r>
             <w:r>
-              <w:t xml:space="preserve">143000, г. Одинцово, просп. Тверская, д. 3, кв. 105</w:t>
+              <w:t xml:space="preserve">101000, г. Москва, ш. Строителей, д. 28, кв. 128</w:t>
+            </w:r>
+          </w:p>
+          <w:p>
+            <w:r>
+              <w:t xml:space="preserve">Почтовый адрес: </w:t>
+            </w:r>
+            <w:r>
+              <w:t xml:space="preserve">101000, г. Москва, пер. Победы, д. 50, кв. 138</w:t>
             </w:r>
           </w:p>
           <w:p>
@@ -624,7 +638,7 @@
               <w:t xml:space="preserve">Тел.: </w:t>
             </w:r>
             <w:r>
-              <w:t xml:space="preserve">+7 (843) 481-15-45</w:t>
+              <w:t xml:space="preserve">+7 (843) 870-57-55</w:t>
             </w:r>
           </w:p>
           <w:p>
@@ -632,7 +646,7 @@
               <w:t xml:space="preserve">E-mail: </w:t>
             </w:r>
             <w:r>
-              <w:t xml:space="preserve">lebedeva@corp-tehno.ru</w:t>
+              <w:t xml:space="preserve">lebedeva@yandex.ru</w:t>
             </w:r>
           </w:p>
           <w:p/>
@@ -675,7 +689,7 @@
               <w:t xml:space="preserve">Адрес регистрации: </w:t>
             </w:r>
             <w:r>
-              <w:t xml:space="preserve">620014, г. Екатеринбург, бул. Тверская, д. 48, кв. 92</w:t>
+              <w:t xml:space="preserve">101000, г. Москва, ул. Полевая, д. 20, кв. 179</w:t>
             </w:r>
           </w:p>
           <w:p>
@@ -683,7 +697,7 @@
               <w:t xml:space="preserve">Паспорт </w:t>
             </w:r>
             <w:r>
-              <w:t xml:space="preserve">61 19 572124</w:t>
+              <w:t xml:space="preserve">37 18 011441</w:t>
             </w:r>
             <w:r>
               <w:t xml:space="preserve">, выдан ОВД «Тропарёво» г. Москвы 22.02.2003</w:t>
@@ -700,13 +714,13 @@
               <w:t xml:space="preserve">СНИЛС </w:t>
             </w:r>
             <w:r>
-              <w:t xml:space="preserve">292-070-211 47</w:t>
+              <w:t xml:space="preserve">070-211-798 23</w:t>
             </w:r>
             <w:r>
               <w:t xml:space="preserve"> ИНН </w:t>
             </w:r>
             <w:r>
-              <w:t xml:space="preserve">480267756128</w:t>
+              <w:t xml:space="preserve">267756129230</w:t>
             </w:r>
           </w:p>
           <w:p>
@@ -714,7 +728,7 @@
               <w:t xml:space="preserve">Тел.: </w:t>
             </w:r>
             <w:r>
-              <w:t xml:space="preserve">+7 (499) 128-77-18</w:t>
+              <w:t xml:space="preserve">+7 (846) 962-41-34</w:t>
             </w:r>
           </w:p>
           <w:p>
@@ -722,7 +736,7 @@
               <w:t xml:space="preserve">E-mail: </w:t>
             </w:r>
             <w:r>
-              <w:t xml:space="preserve">orlov@yandex.ru</w:t>
+              <w:t xml:space="preserve">orlov@gmail.com</w:t>
             </w:r>
           </w:p>
           <w:p/>
@@ -782,13 +796,13 @@
       <w:t xml:space="preserve">Исполнитель документа: </w:t>
     </w:r>
     <w:r>
-      <w:t xml:space="preserve">Ершова Л. М.</w:t>
+      <w:t xml:space="preserve">Никитина Л. П.</w:t>
     </w:r>
     <w:r>
       <w:t xml:space="preserve">, тел. </w:t>
     </w:r>
     <w:r>
-      <w:t xml:space="preserve">8(383)8888157</w:t>
+      <w:t xml:space="preserve">8(499)5261452</w:t>
     </w:r>
   </w:p>
 </w:ftr>
@@ -801,13 +815,13 @@
       <w:t xml:space="preserve">ООО «ТехноПром» · </w:t>
     </w:r>
     <w:r>
-      <w:t xml:space="preserve">+7 (846) 766-41-34</w:t>
+      <w:t xml:space="preserve">+7 (843) 522-70-89</w:t>
     </w:r>
     <w:r>
       <w:t xml:space="preserve"> · </w:t>
     </w:r>
     <w:r>
-      <w:t xml:space="preserve">lebedeva@gmail.com</w:t>
+      <w:t xml:space="preserve">lebedeva@bk.ru</w:t>
     </w:r>
   </w:p>
 </w:hdr>

--- a/tests/corpus_v2/docs/cx_supply_0028.docx
+++ b/tests/corpus_v2/docs/cx_supply_0028.docx
@@ -279,10 +279,46 @@
         <w:t xml:space="preserve">09 05 813872</w:t>
       </w:r>
       <w:r>
+        <w:t xml:space="preserve">. К партии приложен паспорт изделия № </w:t>
+      </w:r>
+      <w:r>
+        <w:t xml:space="preserve">94 06 187951</w:t>
+      </w:r>
+      <w:r>
+        <w:t xml:space="preserve">. Оборудование поставляется с паспортом транспортного средства № </w:t>
+      </w:r>
+      <w:r>
+        <w:t xml:space="preserve">25 24 377763</w:t>
+      </w:r>
+      <w:r>
+        <w:t xml:space="preserve">. Приёмка производится согласно техническому паспорту </w:t>
+      </w:r>
+      <w:r>
+        <w:t xml:space="preserve">27 11 434446</w:t>
+      </w:r>
+      <w:r>
+        <w:t xml:space="preserve">. СНИЛС не указан, номер заказа </w:t>
+      </w:r>
+      <w:r>
+        <w:t xml:space="preserve">665-461-796 77</w:t>
+      </w:r>
+      <w:r>
+        <w:t xml:space="preserve">. Дата рождения не проставлена, документ выдан </w:t>
+      </w:r>
+      <w:r>
+        <w:t xml:space="preserve">25.09.2024</w:t>
+      </w:r>
+      <w:r>
+        <w:t xml:space="preserve">. Код подразделения, см. артикул </w:t>
+      </w:r>
+      <w:r>
+        <w:t xml:space="preserve">407-171</w:t>
+      </w:r>
+      <w:r>
         <w:t xml:space="preserve">. Цена — </w:t>
       </w:r>
       <w:r>
-        <w:t xml:space="preserve">не менее 80 200 000 (Восьмидесяти миллионов двухсот тысяч) рублей</w:t>
+        <w:t xml:space="preserve">не менее 3 950 000 (Трёх миллионов девятисот пятидесяти тысяч) рублей</w:t>
       </w:r>
       <w:r>
         <w:t xml:space="preserve">, в т.ч. НДС </w:t>
@@ -308,7 +344,7 @@
         <w:t xml:space="preserve">3.1. Место исполнения обязательств: </w:t>
       </w:r>
       <w:r>
-        <w:t xml:space="preserve">170100, г. Тверь, просп. Гагарина, д. 47, кв. 53</w:t>
+        <w:t xml:space="preserve">394000, г. Воронеж, просп. Лесная, д. 37, кв. 59</w:t>
       </w:r>
       <w:r>
         <w:t xml:space="preserve">.</w:t>
@@ -325,7 +361,7 @@
         <w:t xml:space="preserve"> по телефону </w:t>
       </w:r>
       <w:r>
-        <w:t xml:space="preserve">+7 (812) 524-93-67</w:t>
+        <w:t xml:space="preserve">+7 (383) 544-54-81</w:t>
       </w:r>
       <w:r>
         <w:t xml:space="preserve">.</w:t>
@@ -336,7 +372,7 @@
         <w:t xml:space="preserve">3.3. Срок исполнения обязательств — </w:t>
       </w:r>
       <w:r>
-        <w:t xml:space="preserve">в течение 60 (Шестидесяти) дней с момента выставления счета</w:t>
+        <w:t xml:space="preserve">в течение 7 (Семи) дней с момента выставления счета</w:t>
       </w:r>
       <w:r>
         <w:t xml:space="preserve">.</w:t>
@@ -373,7 +409,7 @@
         <w:t xml:space="preserve">, но не более </w:t>
       </w:r>
       <w:r>
-        <w:t xml:space="preserve">18% от цены Договора</w:t>
+        <w:t xml:space="preserve">5% от цены Договора</w:t>
       </w:r>
       <w:r>
         <w:t xml:space="preserve">. Предельный размер ответственности: </w:t>
@@ -401,7 +437,7 @@
         <w:t xml:space="preserve">Сторона, для которой создалась невозможность исполнения, обязана уведомить другую Сторону. Срок уведомления — </w:t>
       </w:r>
       <w:r>
-        <w:t xml:space="preserve">не позднее 13.03.2026</w:t>
+        <w:t xml:space="preserve">не позднее 14.09.2025</w:t>
       </w:r>
       <w:r>
         <w:t xml:space="preserve">.</w:t>
@@ -440,10 +476,10 @@
         <w:rPr>
           <w:b/>
         </w:rPr>
-        <w:t xml:space="preserve">73</w:t>
-      </w:r>
-      <w:r>
-        <w:t xml:space="preserve">401/171-сс</w:t>
+        <w:t xml:space="preserve">58</w:t>
+      </w:r>
+      <w:r>
+        <w:t xml:space="preserve">839/915-сс</w:t>
       </w:r>
       <w:r>
         <w:t xml:space="preserve">.</w:t>
@@ -457,10 +493,10 @@
         <w:rPr>
           <w:b/>
         </w:rPr>
-        <w:t xml:space="preserve">8 6</w:t>
-      </w:r>
-      <w:r>
-        <w:t xml:space="preserve">60 000,3 (Восемь миллионов шестьсот шестьдесят тысяч) руб.</w:t>
+        <w:t xml:space="preserve">5</w:t>
+      </w:r>
+      <w:r>
+        <w:t xml:space="preserve">30 000,4 (Пятьсот тридцать тысяч) руб.</w:t>
       </w:r>
       <w:r>
         <w:t xml:space="preserve">.</w:t>
@@ -474,10 +510,10 @@
         <w:rPr>
           <w:b/>
         </w:rPr>
-        <w:t xml:space="preserve">2</w:t>
-      </w:r>
-      <w:r>
-        <w:t xml:space="preserve">0 (двадцать) процентов от цены Договора</w:t>
+        <w:t xml:space="preserve">1</w:t>
+      </w:r>
+      <w:r>
+        <w:t xml:space="preserve">5 (пятнадцать) процентов от цены Договора</w:t>
       </w:r>
       <w:r>
         <w:t xml:space="preserve">.</w:t>
@@ -488,7 +524,7 @@
         <w:t xml:space="preserve">9.4. Контрольная запись: </w:t>
       </w:r>
       <w:r>
-        <w:t xml:space="preserve">в течение 3 0  (Тридцати) банковских дней с даты подписания Сторонами акта сдачи-приемки оказанных услуг</w:t>
+        <w:t xml:space="preserve">в течение 6 0  (Шестидесяти) банковских дней с даты подписания Сторонами акта сдачи-приемки оказанных услуг</w:t>
       </w:r>
       <w:r>
         <w:t xml:space="preserve">.</w:t>
@@ -518,7 +554,7 @@
         <w:fldChar w:fldCharType="separate"/>
       </w:r>
       <w:r>
-        <w:t xml:space="preserve">не позднее 12.09.2025</w:t>
+        <w:t xml:space="preserve">не позднее 14.06.2026</w:t>
       </w:r>
       <w:r>
         <w:fldChar w:fldCharType="end"/>
@@ -575,7 +611,7 @@
               <w:t xml:space="preserve">Юридический адрес: </w:t>
             </w:r>
             <w:r>
-              <w:t xml:space="preserve">101000, г. Москва, ш. Строителей, д. 28, кв. 128</w:t>
+              <w:t xml:space="preserve">170100, г. Тверь, проезд Ленина, д. 68, кв. 17</w:t>
             </w:r>
           </w:p>
           <w:p>
@@ -583,7 +619,7 @@
               <w:t xml:space="preserve">Почтовый адрес: </w:t>
             </w:r>
             <w:r>
-              <w:t xml:space="preserve">101000, г. Москва, пер. Победы, д. 50, кв. 138</w:t>
+              <w:t xml:space="preserve">614000, г. Пермь, просп. Кирова, д. 27, кв. 125</w:t>
             </w:r>
           </w:p>
           <w:p>
@@ -638,7 +674,7 @@
               <w:t xml:space="preserve">Тел.: </w:t>
             </w:r>
             <w:r>
-              <w:t xml:space="preserve">+7 (843) 870-57-55</w:t>
+              <w:t xml:space="preserve">+7 (843) 952-70-89</w:t>
             </w:r>
           </w:p>
           <w:p>
@@ -646,7 +682,7 @@
               <w:t xml:space="preserve">E-mail: </w:t>
             </w:r>
             <w:r>
-              <w:t xml:space="preserve">lebedeva@yandex.ru</w:t>
+              <w:t xml:space="preserve">lebedeva@bk.ru</w:t>
             </w:r>
           </w:p>
           <w:p/>
@@ -689,7 +725,7 @@
               <w:t xml:space="preserve">Адрес регистрации: </w:t>
             </w:r>
             <w:r>
-              <w:t xml:space="preserve">101000, г. Москва, ул. Полевая, д. 20, кв. 179</w:t>
+              <w:t xml:space="preserve">630099, г. Новосибирск, наб. Промышленная, д. 12, кв. 60</w:t>
             </w:r>
           </w:p>
           <w:p>
@@ -728,7 +764,7 @@
               <w:t xml:space="preserve">Тел.: </w:t>
             </w:r>
             <w:r>
-              <w:t xml:space="preserve">+7 (846) 962-41-34</w:t>
+              <w:t xml:space="preserve">+7 (843) 139-52-42</w:t>
             </w:r>
           </w:p>
           <w:p>
@@ -796,13 +832,13 @@
       <w:t xml:space="preserve">Исполнитель документа: </w:t>
     </w:r>
     <w:r>
-      <w:t xml:space="preserve">Никитина Л. П.</w:t>
+      <w:t xml:space="preserve">Петрова Л. П.</w:t>
     </w:r>
     <w:r>
       <w:t xml:space="preserve">, тел. </w:t>
     </w:r>
     <w:r>
-      <w:t xml:space="preserve">8(499)5261452</w:t>
+      <w:t xml:space="preserve">8(495)6487725</w:t>
     </w:r>
   </w:p>
 </w:ftr>
@@ -815,13 +851,13 @@
       <w:t xml:space="preserve">ООО «ТехноПром» · </w:t>
     </w:r>
     <w:r>
-      <w:t xml:space="preserve">+7 (843) 522-70-89</w:t>
+      <w:t xml:space="preserve">+7 (812) 995-30-56</w:t>
     </w:r>
     <w:r>
       <w:t xml:space="preserve"> · </w:t>
     </w:r>
     <w:r>
-      <w:t xml:space="preserve">lebedeva@bk.ru</w:t>
+      <w:t xml:space="preserve">lebedeva@corp-tehno.ru</w:t>
     </w:r>
   </w:p>
 </w:hdr>

--- a/tests/corpus_v2/docs/cx_supply_0028.docx
+++ b/tests/corpus_v2/docs/cx_supply_0028.docx
@@ -330,248 +330,120 @@
         <w:t xml:space="preserve">.</w:t>
       </w:r>
     </w:p>
-    <w:p/>
-    <w:p>
-      <w:r>
-        <w:rPr>
-          <w:b/>
-        </w:rPr>
-        <w:t xml:space="preserve">3. МЕСТО И СРОКИ ИСПОЛНЕНИЯ</w:t>
-      </w:r>
-    </w:p>
-    <w:p>
-      <w:r>
-        <w:t xml:space="preserve">3.1. Место исполнения обязательств: </w:t>
-      </w:r>
-      <w:r>
-        <w:t xml:space="preserve">394000, г. Воронеж, просп. Лесная, д. 37, кв. 59</w:t>
-      </w:r>
-      <w:r>
-        <w:t xml:space="preserve">.</w:t>
-      </w:r>
-    </w:p>
-    <w:p>
-      <w:r>
-        <w:t xml:space="preserve">3.2. Уведомления направляются </w:t>
-      </w:r>
-      <w:r>
-        <w:t xml:space="preserve">Орлову Сергею Павловичу</w:t>
-      </w:r>
-      <w:r>
-        <w:t xml:space="preserve"> по телефону </w:t>
-      </w:r>
-      <w:r>
-        <w:t xml:space="preserve">+7 (383) 544-54-81</w:t>
-      </w:r>
-      <w:r>
-        <w:t xml:space="preserve">.</w:t>
-      </w:r>
-    </w:p>
-    <w:p>
-      <w:r>
-        <w:t xml:space="preserve">3.3. Срок исполнения обязательств — </w:t>
-      </w:r>
-      <w:r>
-        <w:t xml:space="preserve">в течение 7 (Семи) дней с момента выставления счета</w:t>
-      </w:r>
-      <w:r>
-        <w:t xml:space="preserve">.</w:t>
-      </w:r>
-    </w:p>
-    <w:p/>
-    <w:p>
-      <w:r>
-        <w:rPr>
-          <w:b/>
-        </w:rPr>
-        <w:t xml:space="preserve">4. ПРОЧИЕ УСЛОВИЯ</w:t>
-      </w:r>
-    </w:p>
-    <w:p>
-      <w:r>
-        <w:t xml:space="preserve">4.1. </w:t>
-      </w:r>
-      <w:r>
-        <w:t xml:space="preserve">Стороны несут ответственность за неисполнение или ненадлежащее исполнение обязательств в соответствии с законодательством Российской Федерации.</w:t>
-      </w:r>
-    </w:p>
-    <w:p>
-      <w:r>
-        <w:t xml:space="preserve">4.2. </w:t>
-      </w:r>
-      <w:r>
-        <w:t xml:space="preserve">Размер неустойки за нарушение сроков оплаты: </w:t>
-      </w:r>
-      <w:r>
-        <w:t xml:space="preserve">1/130 ключевой ставки ЦБ РФ годовых</w:t>
-      </w:r>
-      <w:r>
-        <w:t xml:space="preserve">, но не более </w:t>
-      </w:r>
-      <w:r>
-        <w:t xml:space="preserve">5% от цены Договора</w:t>
-      </w:r>
-      <w:r>
-        <w:t xml:space="preserve">. Предельный размер ответственности: </w:t>
-      </w:r>
-      <w:r>
-        <w:t xml:space="preserve">1/300 ключевой ставки ЦБ РФ от общей суммы счета</w:t>
-      </w:r>
-      <w:r>
-        <w:t xml:space="preserve">.</w:t>
-      </w:r>
-    </w:p>
-    <w:p>
-      <w:r>
-        <w:t xml:space="preserve">4.3. </w:t>
-      </w:r>
-      <w:r>
-        <w:t xml:space="preserve">Стороны освобождаются от ответственности при наступлении обстоятельств непреодолимой силы, если они прямо повлияли на исполнение обязательств.</w:t>
-      </w:r>
-    </w:p>
-    <w:p>
-      <w:r>
-        <w:t xml:space="preserve">4.4. </w:t>
-      </w:r>
-      <w:r>
-        <w:t xml:space="preserve">Сторона, для которой создалась невозможность исполнения, обязана уведомить другую Сторону. Срок уведомления — </w:t>
-      </w:r>
-      <w:r>
-        <w:t xml:space="preserve">не позднее 14.09.2025</w:t>
-      </w:r>
-      <w:r>
-        <w:t xml:space="preserve">.</w:t>
-      </w:r>
-    </w:p>
-    <w:p>
-      <w:r>
-        <w:t xml:space="preserve">4.5. </w:t>
-      </w:r>
-      <w:r>
-        <w:t xml:space="preserve">Все споры и разногласия решаются путём переговоров. Претензионный порядок обязателен, срок ответа на претензию — </w:t>
-      </w:r>
-      <w:r>
-        <w:t xml:space="preserve">в течение 45 календарных дней с момента поступления денежных средств на расчетный счет</w:t>
-      </w:r>
-      <w:r>
-        <w:t xml:space="preserve">.</w:t>
-      </w:r>
-    </w:p>
-    <w:p/>
-    <w:p/>
-    <w:p/>
-    <w:p>
-      <w:r>
-        <w:rPr>
-          <w:b/>
-        </w:rPr>
-        <w:t xml:space="preserve">9. КОНТРОЛЬНЫЕ ВЕЛИЧИНЫ</w:t>
-      </w:r>
-    </w:p>
-    <w:p>
-      <w:r>
-        <w:t xml:space="preserve">9.1. Контрольная запись: </w:t>
-      </w:r>
-      <w:r>
-        <w:rPr>
-          <w:b/>
-        </w:rPr>
-        <w:t xml:space="preserve">58</w:t>
-      </w:r>
-      <w:r>
-        <w:t xml:space="preserve">839/915-сс</w:t>
-      </w:r>
-      <w:r>
-        <w:t xml:space="preserve">.</w:t>
-      </w:r>
-    </w:p>
-    <w:p>
-      <w:r>
-        <w:t xml:space="preserve">9.2. Контрольная запись: </w:t>
-      </w:r>
-      <w:r>
-        <w:rPr>
-          <w:b/>
-        </w:rPr>
-        <w:t xml:space="preserve">5</w:t>
-      </w:r>
-      <w:r>
-        <w:t xml:space="preserve">30 000,4 (Пятьсот тридцать тысяч) руб.</w:t>
-      </w:r>
-      <w:r>
-        <w:t xml:space="preserve">.</w:t>
-      </w:r>
-    </w:p>
-    <w:p>
-      <w:r>
-        <w:t xml:space="preserve">9.3. Контрольная запись: </w:t>
-      </w:r>
-      <w:r>
-        <w:rPr>
-          <w:b/>
-        </w:rPr>
-        <w:t xml:space="preserve">1</w:t>
-      </w:r>
-      <w:r>
-        <w:t xml:space="preserve">5 (пятнадцать) процентов от цены Договора</w:t>
-      </w:r>
-      <w:r>
-        <w:t xml:space="preserve">.</w:t>
-      </w:r>
-    </w:p>
-    <w:p>
-      <w:r>
-        <w:t xml:space="preserve">9.4. Контрольная запись: </w:t>
-      </w:r>
-      <w:r>
-        <w:t xml:space="preserve">в течение 6 0  (Шестидесяти) банковских дней с даты подписания Сторонами акта сдачи-приемки оказанных услуг</w:t>
-      </w:r>
-      <w:r>
-        <w:t xml:space="preserve">.</w:t>
-      </w:r>
-    </w:p>
-    <w:p/>
-    <w:p/>
-    <w:p>
-      <w:r>
-        <w:rPr>
-          <w:b/>
-        </w:rPr>
-        <w:t xml:space="preserve">11. УСЛОВИЯ, ОФОРМЛЕННЫЕ СРЕДСТВАМИ РЕДАКТОРА</w:t>
-      </w:r>
-    </w:p>
-    <w:p>
-      <w:r>
-        <w:t xml:space="preserve">11.1. Срок (составное поле): </w:t>
-      </w:r>
-      <w:r>
-        <w:fldChar w:fldCharType="begin"/>
-      </w:r>
-      <w:r>
-        <w:instrText xml:space="preserve"> REF value \h </w:instrText>
-      </w:r>
-      <w:r>
-        <w:fldChar w:fldCharType="separate"/>
-      </w:r>
-      <w:r>
-        <w:t xml:space="preserve">не позднее 14.06.2026</w:t>
-      </w:r>
-      <w:r>
-        <w:fldChar w:fldCharType="end"/>
-      </w:r>
-      <w:r>
-        <w:t xml:space="preserve">.</w:t>
-      </w:r>
-    </w:p>
-    <w:p>
-      <w:r>
-        <w:rPr>
-          <w:b/>
-        </w:rPr>
-        <w:t xml:space="preserve">РЕКВИЗИТЫ И ПОДПИСИ СТОРОН</w:t>
-      </w:r>
-    </w:p>
-    <w:p/>
+    <w:p>
+      <w:r>
+        <w:t xml:space="preserve">2.5. </w:t>
+      </w:r>
+      <w:r>
+        <w:t xml:space="preserve">Товар маркирован штрихкодом </w:t>
+      </w:r>
+      <w:r>
+        <w:t xml:space="preserve">4607497448046</w:t>
+      </w:r>
+      <w:r>
+        <w:t xml:space="preserve">. Код контрагента по ОКПО — </w:t>
+      </w:r>
+      <w:r>
+        <w:t xml:space="preserve">1221652932</w:t>
+      </w:r>
+      <w:r>
+        <w:t xml:space="preserve">. Оборудование учтено под инвентарным номером </w:t>
+      </w:r>
+      <w:r>
+        <w:t xml:space="preserve">049335210</w:t>
+      </w:r>
+      <w:r>
+        <w:t xml:space="preserve">, складской позиции присвоен номер </w:t>
+      </w:r>
+      <w:r>
+        <w:t xml:space="preserve">465926107</w:t>
+      </w:r>
+      <w:r>
+        <w:t xml:space="preserve">.</w:t>
+      </w:r>
+    </w:p>
+    <w:p>
+      <w:r>
+        <w:t xml:space="preserve">2.6. </w:t>
+      </w:r>
+      <w:r>
+        <w:t xml:space="preserve">Оплата по счёту-фактуре на КБК </w:t>
+      </w:r>
+      <w:r>
+        <w:t xml:space="preserve">18210101011011000154</w:t>
+      </w:r>
+      <w:r>
+        <w:t xml:space="preserve">. ИНН не присвоен, регистрационный № </w:t>
+      </w:r>
+      <w:r>
+        <w:t xml:space="preserve">2384821899</w:t>
+      </w:r>
+      <w:r>
+        <w:t xml:space="preserve">. ИНН не присвоен, платёжный документ № </w:t>
+      </w:r>
+      <w:r>
+        <w:t xml:space="preserve">446761505228</w:t>
+      </w:r>
+      <w:r>
+        <w:t xml:space="preserve">. Заказчик действует в лице </w:t>
+      </w:r>
+      <w:r>
+        <w:t xml:space="preserve">уполномоченного представителя</w:t>
+      </w:r>
+      <w:r>
+        <w:t xml:space="preserve">, назначаемого приказом.</w:t>
+      </w:r>
+    </w:p>
+    <w:p>
+      <w:r>
+        <w:t xml:space="preserve">2.7. </w:t>
+      </w:r>
+      <w:r>
+        <w:t xml:space="preserve">Массовая доля влаги в товаре — </w:t>
+      </w:r>
+      <w:r>
+        <w:t xml:space="preserve">не более 16 %</w:t>
+      </w:r>
+      <w:r>
+        <w:t xml:space="preserve">. Товар подлежит хранению </w:t>
+      </w:r>
+      <w:r>
+        <w:t xml:space="preserve">в течение 12 часов</w:t>
+      </w:r>
+      <w:r>
+        <w:t xml:space="preserve"> при температуре не выше +4 °C. Срок исковой давности по требованиям, вытекающим из Договора, составляет </w:t>
+      </w:r>
+      <w:r>
+        <w:t xml:space="preserve">в течение трёх лет</w:t>
+      </w:r>
+      <w:r>
+        <w:t xml:space="preserve">, как установлено статьёй 196 Гражданского кодекса Российской Федерации. Обработка данных ведётся согласно Федеральному закону от 27.07.2006 № 152-ФЗ </w:t>
+      </w:r>
+      <w:r>
+        <w:t xml:space="preserve">«О персональных данных»</w:t>
+      </w:r>
+      <w:r>
+        <w:t xml:space="preserve">. Товар поставляется под маркой </w:t>
+      </w:r>
+      <w:r>
+        <w:t xml:space="preserve">«Стандарт»</w:t>
+      </w:r>
+      <w:r>
+        <w:t xml:space="preserve">. Влажность определяется </w:t>
+      </w:r>
+      <w:r>
+        <w:t xml:space="preserve">по методу Кьельдаля</w:t>
+      </w:r>
+      <w:r>
+        <w:t xml:space="preserve">. Споры передаются на рассмотрение в Арбитражный суд </w:t>
+      </w:r>
+      <w:r>
+        <w:t xml:space="preserve">города Москвы</w:t>
+      </w:r>
+      <w:r>
+        <w:t xml:space="preserve">.</w:t>
+      </w:r>
+    </w:p>
     <w:tbl>
       <w:tblPr>
         <w:tblW w:w="9360" w:type="dxa"/>
@@ -595,103 +467,7 @@
           </w:tcPr>
           <w:p>
             <w:r>
-              <w:rPr>
-                <w:b/>
-              </w:rPr>
-              <w:t xml:space="preserve">Поставщик:</w:t>
-            </w:r>
-          </w:p>
-          <w:p>
-            <w:r>
-              <w:t xml:space="preserve">ООО «ТехноПром»</w:t>
-            </w:r>
-          </w:p>
-          <w:p>
-            <w:r>
-              <w:t xml:space="preserve">Юридический адрес: </w:t>
-            </w:r>
-            <w:r>
-              <w:t xml:space="preserve">170100, г. Тверь, проезд Ленина, д. 68, кв. 17</w:t>
-            </w:r>
-          </w:p>
-          <w:p>
-            <w:r>
-              <w:t xml:space="preserve">Почтовый адрес: </w:t>
-            </w:r>
-            <w:r>
-              <w:t xml:space="preserve">614000, г. Пермь, просп. Кирова, д. 27, кв. 125</w:t>
-            </w:r>
-          </w:p>
-          <w:p>
-            <w:r>
-              <w:t xml:space="preserve">ИНН </w:t>
-            </w:r>
-            <w:r>
-              <w:t xml:space="preserve">6808809940</w:t>
-            </w:r>
-            <w:r>
-              <w:t xml:space="preserve"> КПП </w:t>
-            </w:r>
-            <w:r>
-              <w:t xml:space="preserve">694895282</w:t>
-            </w:r>
-          </w:p>
-          <w:p>
-            <w:r>
-              <w:t xml:space="preserve">ОГРН </w:t>
-            </w:r>
-            <w:r>
-              <w:t xml:space="preserve">1706191918497</w:t>
-            </w:r>
-          </w:p>
-          <w:p>
-            <w:r>
-              <w:t xml:space="preserve">р/с </w:t>
-            </w:r>
-            <w:r>
-              <w:t xml:space="preserve">40702810294078567367</w:t>
-            </w:r>
-            <w:r>
-              <w:t xml:space="preserve"> в Банк ВТБ (ПАО)</w:t>
-            </w:r>
-          </w:p>
-          <w:p>
-            <w:r>
-              <w:t xml:space="preserve">к/с </w:t>
-            </w:r>
-            <w:r>
-              <w:t xml:space="preserve">30101810700000000187</w:t>
-            </w:r>
-            <w:r>
-              <w:t xml:space="preserve"> БИК </w:t>
-            </w:r>
-            <w:r>
-              <w:t xml:space="preserve">044525187</w:t>
-            </w:r>
-          </w:p>
-          <w:p>
-            <w:r>
-              <w:t xml:space="preserve">Тел.: </w:t>
-            </w:r>
-            <w:r>
-              <w:t xml:space="preserve">+7 (843) 952-70-89</w:t>
-            </w:r>
-          </w:p>
-          <w:p>
-            <w:r>
-              <w:t xml:space="preserve">E-mail: </w:t>
-            </w:r>
-            <w:r>
-              <w:t xml:space="preserve">lebedeva@bk.ru</w:t>
-            </w:r>
-          </w:p>
-          <w:p/>
-          <w:p>
-            <w:r>
-              <w:t xml:space="preserve">Управляющий ______________ </w:t>
-            </w:r>
-            <w:r>
-              <w:t xml:space="preserve">А. О. Лебедева</w:t>
+              <w:t xml:space="preserve">8</w:t>
             </w:r>
           </w:p>
         </w:tc>
@@ -701,6 +477,383 @@
           </w:tcPr>
           <w:p>
             <w:r>
+              <w:t xml:space="preserve">6430930358</w:t>
+            </w:r>
+          </w:p>
+        </w:tc>
+      </w:tr>
+    </w:tbl>
+    <w:p/>
+    <w:p>
+      <w:r>
+        <w:rPr>
+          <w:b/>
+        </w:rPr>
+        <w:t xml:space="preserve">3. МЕСТО И СРОКИ ИСПОЛНЕНИЯ</w:t>
+      </w:r>
+    </w:p>
+    <w:p>
+      <w:r>
+        <w:t xml:space="preserve">3.1. Место исполнения обязательств: </w:t>
+      </w:r>
+      <w:r>
+        <w:t xml:space="preserve">141300, г. Сергиев Посад, пер. Советская, д. 39, кв. 100</w:t>
+      </w:r>
+      <w:r>
+        <w:t xml:space="preserve">.</w:t>
+      </w:r>
+    </w:p>
+    <w:p>
+      <w:r>
+        <w:t xml:space="preserve">3.2. Уведомления направляются </w:t>
+      </w:r>
+      <w:r>
+        <w:t xml:space="preserve">Орлову Сергею Павловичу</w:t>
+      </w:r>
+      <w:r>
+        <w:t xml:space="preserve"> по телефону </w:t>
+      </w:r>
+      <w:r>
+        <w:t xml:space="preserve">+7 (383) 525-57-55</w:t>
+      </w:r>
+      <w:r>
+        <w:t xml:space="preserve">.</w:t>
+      </w:r>
+    </w:p>
+    <w:p>
+      <w:r>
+        <w:t xml:space="preserve">3.3. Срок исполнения обязательств — </w:t>
+      </w:r>
+      <w:r>
+        <w:t xml:space="preserve">в течение 7 (Семи) дней с момента выставления счета</w:t>
+      </w:r>
+      <w:r>
+        <w:t xml:space="preserve">.</w:t>
+      </w:r>
+    </w:p>
+    <w:p/>
+    <w:p>
+      <w:r>
+        <w:rPr>
+          <w:b/>
+        </w:rPr>
+        <w:t xml:space="preserve">4. ПРОЧИЕ УСЛОВИЯ</w:t>
+      </w:r>
+    </w:p>
+    <w:p>
+      <w:r>
+        <w:t xml:space="preserve">4.1. </w:t>
+      </w:r>
+      <w:r>
+        <w:t xml:space="preserve">Стороны несут ответственность за неисполнение или ненадлежащее исполнение обязательств в соответствии с законодательством Российской Федерации.</w:t>
+      </w:r>
+    </w:p>
+    <w:p>
+      <w:r>
+        <w:t xml:space="preserve">4.2. </w:t>
+      </w:r>
+      <w:r>
+        <w:t xml:space="preserve">Размер неустойки за нарушение сроков оплаты: </w:t>
+      </w:r>
+      <w:r>
+        <w:t xml:space="preserve">1/130 ключевой ставки ЦБ РФ годовых</w:t>
+      </w:r>
+      <w:r>
+        <w:t xml:space="preserve">, но не более </w:t>
+      </w:r>
+      <w:r>
+        <w:t xml:space="preserve">5% от цены Договора</w:t>
+      </w:r>
+      <w:r>
+        <w:t xml:space="preserve">. Предельный размер ответственности: </w:t>
+      </w:r>
+      <w:r>
+        <w:t xml:space="preserve">1/300 ключевой ставки ЦБ РФ от общей суммы счета</w:t>
+      </w:r>
+      <w:r>
+        <w:t xml:space="preserve">.</w:t>
+      </w:r>
+    </w:p>
+    <w:p>
+      <w:r>
+        <w:t xml:space="preserve">4.3. </w:t>
+      </w:r>
+      <w:r>
+        <w:t xml:space="preserve">Стороны освобождаются от ответственности при наступлении обстоятельств непреодолимой силы, если они прямо повлияли на исполнение обязательств.</w:t>
+      </w:r>
+    </w:p>
+    <w:p>
+      <w:r>
+        <w:t xml:space="preserve">4.4. </w:t>
+      </w:r>
+      <w:r>
+        <w:t xml:space="preserve">Сторона, для которой создалась невозможность исполнения, обязана уведомить другую Сторону. Срок уведомления — </w:t>
+      </w:r>
+      <w:r>
+        <w:t xml:space="preserve">не позднее 25.09.2025</w:t>
+      </w:r>
+      <w:r>
+        <w:t xml:space="preserve">.</w:t>
+      </w:r>
+    </w:p>
+    <w:p>
+      <w:r>
+        <w:t xml:space="preserve">4.5. </w:t>
+      </w:r>
+      <w:r>
+        <w:t xml:space="preserve">Все споры и разногласия решаются путём переговоров. Претензионный порядок обязателен, срок ответа на претензию — </w:t>
+      </w:r>
+      <w:r>
+        <w:t xml:space="preserve">в течение 7 календарных дней с момента поступления денежных средств на расчетный счет</w:t>
+      </w:r>
+      <w:r>
+        <w:t xml:space="preserve">.</w:t>
+      </w:r>
+    </w:p>
+    <w:p/>
+    <w:p/>
+    <w:p/>
+    <w:p>
+      <w:r>
+        <w:rPr>
+          <w:b/>
+        </w:rPr>
+        <w:t xml:space="preserve">9. КОНТРОЛЬНЫЕ ВЕЛИЧИНЫ</w:t>
+      </w:r>
+    </w:p>
+    <w:p>
+      <w:r>
+        <w:t xml:space="preserve">9.1. Контрольная запись: </w:t>
+      </w:r>
+      <w:r>
+        <w:rPr>
+          <w:b/>
+        </w:rPr>
+        <w:t xml:space="preserve">95</w:t>
+      </w:r>
+      <w:r>
+        <w:t xml:space="preserve">335/863-сс</w:t>
+      </w:r>
+      <w:r>
+        <w:t xml:space="preserve">.</w:t>
+      </w:r>
+    </w:p>
+    <w:p>
+      <w:r>
+        <w:t xml:space="preserve">9.2. Контрольная запись: </w:t>
+      </w:r>
+      <w:r>
+        <w:rPr>
+          <w:b/>
+        </w:rPr>
+        <w:t xml:space="preserve">2</w:t>
+      </w:r>
+      <w:r>
+        <w:t xml:space="preserve">64 000,3 (Двести шестьдесят четыре тысячи) руб.</w:t>
+      </w:r>
+      <w:r>
+        <w:t xml:space="preserve">.</w:t>
+      </w:r>
+    </w:p>
+    <w:p>
+      <w:r>
+        <w:t xml:space="preserve">9.3. Контрольная запись: </w:t>
+      </w:r>
+      <w:r>
+        <w:rPr>
+          <w:b/>
+        </w:rPr>
+        <w:t xml:space="preserve">1</w:t>
+      </w:r>
+      <w:r>
+        <w:t xml:space="preserve">5 (пятнадцать) процентов от цены Договора</w:t>
+      </w:r>
+      <w:r>
+        <w:t xml:space="preserve">.</w:t>
+      </w:r>
+    </w:p>
+    <w:p>
+      <w:r>
+        <w:t xml:space="preserve">9.4. Контрольная запись: </w:t>
+      </w:r>
+      <w:r>
+        <w:t xml:space="preserve">в течение 3 0  (Тридцати) банковских дней с даты подписания Сторонами акта сдачи-приемки оказанных услуг</w:t>
+      </w:r>
+      <w:r>
+        <w:t xml:space="preserve">.</w:t>
+      </w:r>
+    </w:p>
+    <w:p/>
+    <w:p/>
+    <w:p>
+      <w:r>
+        <w:rPr>
+          <w:b/>
+        </w:rPr>
+        <w:t xml:space="preserve">11. УСЛОВИЯ, ОФОРМЛЕННЫЕ СРЕДСТВАМИ РЕДАКТОРА</w:t>
+      </w:r>
+    </w:p>
+    <w:p>
+      <w:r>
+        <w:t xml:space="preserve">11.1. Срок (составное поле): </w:t>
+      </w:r>
+      <w:r>
+        <w:fldChar w:fldCharType="begin"/>
+      </w:r>
+      <w:r>
+        <w:instrText xml:space="preserve"> REF value \h </w:instrText>
+      </w:r>
+      <w:r>
+        <w:fldChar w:fldCharType="separate"/>
+      </w:r>
+      <w:r>
+        <w:t xml:space="preserve">не позднее 27.12.2026</w:t>
+      </w:r>
+      <w:r>
+        <w:fldChar w:fldCharType="end"/>
+      </w:r>
+      <w:r>
+        <w:t xml:space="preserve">.</w:t>
+      </w:r>
+    </w:p>
+    <w:p>
+      <w:r>
+        <w:rPr>
+          <w:b/>
+        </w:rPr>
+        <w:t xml:space="preserve">РЕКВИЗИТЫ И ПОДПИСИ СТОРОН</w:t>
+      </w:r>
+    </w:p>
+    <w:p/>
+    <w:tbl>
+      <w:tblPr>
+        <w:tblW w:w="9360" w:type="dxa"/>
+        <w:tblBorders>
+          <w:top w:val="single" w:sz="4" w:color="auto"/>
+          <w:left w:val="single" w:sz="4" w:color="auto"/>
+          <w:bottom w:val="single" w:sz="4" w:color="auto"/>
+          <w:right w:val="single" w:sz="4" w:color="auto"/>
+          <w:insideH w:val="single" w:sz="4" w:color="auto"/>
+          <w:insideV w:val="single" w:sz="4" w:color="auto"/>
+        </w:tblBorders>
+      </w:tblPr>
+      <w:tblGrid>
+        <w:gridCol w:w="4680"/>
+        <w:gridCol w:w="4680"/>
+      </w:tblGrid>
+      <w:tr>
+        <w:tc>
+          <w:tcPr>
+            <w:tcW w:w="4680" w:type="dxa"/>
+          </w:tcPr>
+          <w:p>
+            <w:r>
+              <w:rPr>
+                <w:b/>
+              </w:rPr>
+              <w:t xml:space="preserve">Поставщик:</w:t>
+            </w:r>
+          </w:p>
+          <w:p>
+            <w:r>
+              <w:t xml:space="preserve">ООО «ТехноПром»</w:t>
+            </w:r>
+          </w:p>
+          <w:p>
+            <w:r>
+              <w:t xml:space="preserve">Юридический адрес: </w:t>
+            </w:r>
+            <w:r>
+              <w:t xml:space="preserve">443010, г. Самара, пер. Тверская, д. 50, кв. 185</w:t>
+            </w:r>
+          </w:p>
+          <w:p>
+            <w:r>
+              <w:t xml:space="preserve">Почтовый адрес: </w:t>
+            </w:r>
+            <w:r>
+              <w:t xml:space="preserve">620014, г. Екатеринбург, наб. Советская, д. 43, кв. 66</w:t>
+            </w:r>
+          </w:p>
+          <w:p>
+            <w:r>
+              <w:t xml:space="preserve">ИНН </w:t>
+            </w:r>
+            <w:r>
+              <w:t xml:space="preserve">6808809940</w:t>
+            </w:r>
+            <w:r>
+              <w:t xml:space="preserve"> КПП </w:t>
+            </w:r>
+            <w:r>
+              <w:t xml:space="preserve">694895282</w:t>
+            </w:r>
+          </w:p>
+          <w:p>
+            <w:r>
+              <w:t xml:space="preserve">ОГРН </w:t>
+            </w:r>
+            <w:r>
+              <w:t xml:space="preserve">1706191918497</w:t>
+            </w:r>
+          </w:p>
+          <w:p>
+            <w:r>
+              <w:t xml:space="preserve">р/с </w:t>
+            </w:r>
+            <w:r>
+              <w:t xml:space="preserve">40702810294078567367</w:t>
+            </w:r>
+            <w:r>
+              <w:t xml:space="preserve"> в Банк ВТБ (ПАО)</w:t>
+            </w:r>
+          </w:p>
+          <w:p>
+            <w:r>
+              <w:t xml:space="preserve">к/с </w:t>
+            </w:r>
+            <w:r>
+              <w:t xml:space="preserve">30101810700000000187</w:t>
+            </w:r>
+            <w:r>
+              <w:t xml:space="preserve"> БИК </w:t>
+            </w:r>
+            <w:r>
+              <w:t xml:space="preserve">044525187</w:t>
+            </w:r>
+          </w:p>
+          <w:p>
+            <w:r>
+              <w:t xml:space="preserve">Тел.: </w:t>
+            </w:r>
+            <w:r>
+              <w:t xml:space="preserve">+7 (499) 477-30-56</w:t>
+            </w:r>
+          </w:p>
+          <w:p>
+            <w:r>
+              <w:t xml:space="preserve">E-mail: </w:t>
+            </w:r>
+            <w:r>
+              <w:t xml:space="preserve">lebedeva@corp-tehno.ru</w:t>
+            </w:r>
+          </w:p>
+          <w:p/>
+          <w:p>
+            <w:r>
+              <w:t xml:space="preserve">Управляющий ______________ </w:t>
+            </w:r>
+            <w:r>
+              <w:t xml:space="preserve">А. О. Лебедева</w:t>
+            </w:r>
+          </w:p>
+        </w:tc>
+        <w:tc>
+          <w:tcPr>
+            <w:tcW w:w="4680" w:type="dxa"/>
+          </w:tcPr>
+          <w:p>
+            <w:r>
               <w:rPr>
                 <w:b/>
               </w:rPr>
@@ -725,7 +878,7 @@
               <w:t xml:space="preserve">Адрес регистрации: </w:t>
             </w:r>
             <w:r>
-              <w:t xml:space="preserve">630099, г. Новосибирск, наб. Промышленная, д. 12, кв. 60</w:t>
+              <w:t xml:space="preserve">143400, г. Красногорск, ул. Победы, д. 90, кв. 174</w:t>
             </w:r>
           </w:p>
           <w:p>
@@ -764,7 +917,7 @@
               <w:t xml:space="preserve">Тел.: </w:t>
             </w:r>
             <w:r>
-              <w:t xml:space="preserve">+7 (843) 139-52-42</w:t>
+              <w:t xml:space="preserve">+7 (495) 648-77-25</w:t>
             </w:r>
           </w:p>
           <w:p>
@@ -772,7 +925,7 @@
               <w:t xml:space="preserve">E-mail: </w:t>
             </w:r>
             <w:r>
-              <w:t xml:space="preserve">orlov@gmail.com</w:t>
+              <w:t xml:space="preserve">orlov@list.ru</w:t>
             </w:r>
           </w:p>
           <w:p/>
@@ -832,13 +985,13 @@
       <w:t xml:space="preserve">Исполнитель документа: </w:t>
     </w:r>
     <w:r>
-      <w:t xml:space="preserve">Петрова Л. П.</w:t>
+      <w:t xml:space="preserve">Голубев А. П.</w:t>
     </w:r>
     <w:r>
       <w:t xml:space="preserve">, тел. </w:t>
     </w:r>
     <w:r>
-      <w:t xml:space="preserve">8(495)6487725</w:t>
+      <w:t xml:space="preserve">8(499)9704877</w:t>
     </w:r>
   </w:p>
 </w:ftr>
@@ -851,13 +1004,13 @@
       <w:t xml:space="preserve">ООО «ТехноПром» · </w:t>
     </w:r>
     <w:r>
-      <w:t xml:space="preserve">+7 (812) 995-30-56</w:t>
+      <w:t xml:space="preserve">+7 (383) 868-10-32</w:t>
     </w:r>
     <w:r>
       <w:t xml:space="preserve"> · </w:t>
     </w:r>
     <w:r>
-      <w:t xml:space="preserve">lebedeva@corp-tehno.ru</w:t>
+      <w:t xml:space="preserve">lebedeva@gmail.com</w:t>
     </w:r>
   </w:p>
 </w:hdr>

--- a/tests/corpus_v2/docs/cx_supply_0028.docx
+++ b/tests/corpus_v2/docs/cx_supply_0028.docx
@@ -483,248 +483,34 @@
         </w:tc>
       </w:tr>
     </w:tbl>
-    <w:p/>
-    <w:p>
-      <w:r>
-        <w:rPr>
-          <w:b/>
-        </w:rPr>
-        <w:t xml:space="preserve">3. МЕСТО И СРОКИ ИСПОЛНЕНИЯ</w:t>
-      </w:r>
-    </w:p>
-    <w:p>
-      <w:r>
-        <w:t xml:space="preserve">3.1. Место исполнения обязательств: </w:t>
-      </w:r>
-      <w:r>
-        <w:t xml:space="preserve">141300, г. Сергиев Посад, пер. Советская, д. 39, кв. 100</w:t>
-      </w:r>
-      <w:r>
-        <w:t xml:space="preserve">.</w:t>
-      </w:r>
-    </w:p>
-    <w:p>
-      <w:r>
-        <w:t xml:space="preserve">3.2. Уведомления направляются </w:t>
-      </w:r>
-      <w:r>
-        <w:t xml:space="preserve">Орлову Сергею Павловичу</w:t>
-      </w:r>
-      <w:r>
-        <w:t xml:space="preserve"> по телефону </w:t>
-      </w:r>
-      <w:r>
-        <w:t xml:space="preserve">+7 (383) 525-57-55</w:t>
-      </w:r>
-      <w:r>
-        <w:t xml:space="preserve">.</w:t>
-      </w:r>
-    </w:p>
-    <w:p>
-      <w:r>
-        <w:t xml:space="preserve">3.3. Срок исполнения обязательств — </w:t>
-      </w:r>
-      <w:r>
-        <w:t xml:space="preserve">в течение 7 (Семи) дней с момента выставления счета</w:t>
-      </w:r>
-      <w:r>
-        <w:t xml:space="preserve">.</w:t>
-      </w:r>
-    </w:p>
-    <w:p/>
-    <w:p>
-      <w:r>
-        <w:rPr>
-          <w:b/>
-        </w:rPr>
-        <w:t xml:space="preserve">4. ПРОЧИЕ УСЛОВИЯ</w:t>
-      </w:r>
-    </w:p>
-    <w:p>
-      <w:r>
-        <w:t xml:space="preserve">4.1. </w:t>
-      </w:r>
-      <w:r>
-        <w:t xml:space="preserve">Стороны несут ответственность за неисполнение или ненадлежащее исполнение обязательств в соответствии с законодательством Российской Федерации.</w:t>
-      </w:r>
-    </w:p>
-    <w:p>
-      <w:r>
-        <w:t xml:space="preserve">4.2. </w:t>
-      </w:r>
-      <w:r>
-        <w:t xml:space="preserve">Размер неустойки за нарушение сроков оплаты: </w:t>
-      </w:r>
-      <w:r>
-        <w:t xml:space="preserve">1/130 ключевой ставки ЦБ РФ годовых</w:t>
-      </w:r>
-      <w:r>
-        <w:t xml:space="preserve">, но не более </w:t>
-      </w:r>
-      <w:r>
-        <w:t xml:space="preserve">5% от цены Договора</w:t>
-      </w:r>
-      <w:r>
-        <w:t xml:space="preserve">. Предельный размер ответственности: </w:t>
-      </w:r>
-      <w:r>
-        <w:t xml:space="preserve">1/300 ключевой ставки ЦБ РФ от общей суммы счета</w:t>
-      </w:r>
-      <w:r>
-        <w:t xml:space="preserve">.</w:t>
-      </w:r>
-    </w:p>
-    <w:p>
-      <w:r>
-        <w:t xml:space="preserve">4.3. </w:t>
-      </w:r>
-      <w:r>
-        <w:t xml:space="preserve">Стороны освобождаются от ответственности при наступлении обстоятельств непреодолимой силы, если они прямо повлияли на исполнение обязательств.</w:t>
-      </w:r>
-    </w:p>
-    <w:p>
-      <w:r>
-        <w:t xml:space="preserve">4.4. </w:t>
-      </w:r>
-      <w:r>
-        <w:t xml:space="preserve">Сторона, для которой создалась невозможность исполнения, обязана уведомить другую Сторону. Срок уведомления — </w:t>
-      </w:r>
-      <w:r>
-        <w:t xml:space="preserve">не позднее 25.09.2025</w:t>
-      </w:r>
-      <w:r>
-        <w:t xml:space="preserve">.</w:t>
-      </w:r>
-    </w:p>
-    <w:p>
-      <w:r>
-        <w:t xml:space="preserve">4.5. </w:t>
-      </w:r>
-      <w:r>
-        <w:t xml:space="preserve">Все споры и разногласия решаются путём переговоров. Претензионный порядок обязателен, срок ответа на претензию — </w:t>
-      </w:r>
-      <w:r>
-        <w:t xml:space="preserve">в течение 7 календарных дней с момента поступления денежных средств на расчетный счет</w:t>
-      </w:r>
-      <w:r>
-        <w:t xml:space="preserve">.</w:t>
-      </w:r>
-    </w:p>
-    <w:p/>
-    <w:p/>
-    <w:p/>
-    <w:p>
-      <w:r>
-        <w:rPr>
-          <w:b/>
-        </w:rPr>
-        <w:t xml:space="preserve">9. КОНТРОЛЬНЫЕ ВЕЛИЧИНЫ</w:t>
-      </w:r>
-    </w:p>
-    <w:p>
-      <w:r>
-        <w:t xml:space="preserve">9.1. Контрольная запись: </w:t>
-      </w:r>
-      <w:r>
-        <w:rPr>
-          <w:b/>
-        </w:rPr>
-        <w:t xml:space="preserve">95</w:t>
-      </w:r>
-      <w:r>
-        <w:t xml:space="preserve">335/863-сс</w:t>
-      </w:r>
-      <w:r>
-        <w:t xml:space="preserve">.</w:t>
-      </w:r>
-    </w:p>
-    <w:p>
-      <w:r>
-        <w:t xml:space="preserve">9.2. Контрольная запись: </w:t>
-      </w:r>
-      <w:r>
-        <w:rPr>
-          <w:b/>
-        </w:rPr>
-        <w:t xml:space="preserve">2</w:t>
-      </w:r>
-      <w:r>
-        <w:t xml:space="preserve">64 000,3 (Двести шестьдесят четыре тысячи) руб.</w:t>
-      </w:r>
-      <w:r>
-        <w:t xml:space="preserve">.</w:t>
-      </w:r>
-    </w:p>
-    <w:p>
-      <w:r>
-        <w:t xml:space="preserve">9.3. Контрольная запись: </w:t>
-      </w:r>
-      <w:r>
-        <w:rPr>
-          <w:b/>
-        </w:rPr>
-        <w:t xml:space="preserve">1</w:t>
-      </w:r>
-      <w:r>
-        <w:t xml:space="preserve">5 (пятнадцать) процентов от цены Договора</w:t>
-      </w:r>
-      <w:r>
-        <w:t xml:space="preserve">.</w:t>
-      </w:r>
-    </w:p>
-    <w:p>
-      <w:r>
-        <w:t xml:space="preserve">9.4. Контрольная запись: </w:t>
-      </w:r>
-      <w:r>
-        <w:t xml:space="preserve">в течение 3 0  (Тридцати) банковских дней с даты подписания Сторонами акта сдачи-приемки оказанных услуг</w:t>
-      </w:r>
-      <w:r>
-        <w:t xml:space="preserve">.</w:t>
-      </w:r>
-    </w:p>
-    <w:p/>
-    <w:p/>
-    <w:p>
-      <w:r>
-        <w:rPr>
-          <w:b/>
-        </w:rPr>
-        <w:t xml:space="preserve">11. УСЛОВИЯ, ОФОРМЛЕННЫЕ СРЕДСТВАМИ РЕДАКТОРА</w:t>
-      </w:r>
-    </w:p>
-    <w:p>
-      <w:r>
-        <w:t xml:space="preserve">11.1. Срок (составное поле): </w:t>
-      </w:r>
-      <w:r>
-        <w:fldChar w:fldCharType="begin"/>
-      </w:r>
-      <w:r>
-        <w:instrText xml:space="preserve"> REF value \h </w:instrText>
-      </w:r>
-      <w:r>
-        <w:fldChar w:fldCharType="separate"/>
-      </w:r>
-      <w:r>
-        <w:t xml:space="preserve">не позднее 27.12.2026</w:t>
-      </w:r>
-      <w:r>
-        <w:fldChar w:fldCharType="end"/>
-      </w:r>
-      <w:r>
-        <w:t xml:space="preserve">.</w:t>
-      </w:r>
-    </w:p>
-    <w:p>
-      <w:r>
-        <w:rPr>
-          <w:b/>
-        </w:rPr>
-        <w:t xml:space="preserve">РЕКВИЗИТЫ И ПОДПИСИ СТОРОН</w:t>
-      </w:r>
-    </w:p>
-    <w:p/>
+    <w:p>
+      <w:r>
+        <w:t xml:space="preserve">2.8. </w:t>
+      </w:r>
+      <w:r>
+        <w:t xml:space="preserve">Платёж по налогу перечисляется на код бюджетной классификации </w:t>
+      </w:r>
+      <w:r>
+        <w:t xml:space="preserve">182 101 010 110 110 001 10</w:t>
+      </w:r>
+      <w:r>
+        <w:t xml:space="preserve">, получатель — территориальный орган Федерального казначейства.</w:t>
+      </w:r>
+    </w:p>
+    <w:p>
+      <w:r>
+        <w:t xml:space="preserve">2.9. </w:t>
+      </w:r>
+      <w:r>
+        <w:t xml:space="preserve">Полномочия подтверждаются свидетельством о рождении, выдано </w:t>
+      </w:r>
+      <w:r>
+        <w:t xml:space="preserve">02.05.2014</w:t>
+      </w:r>
+      <w:r>
+        <w:t xml:space="preserve"> отделом ЗАГС.</w:t>
+      </w:r>
+    </w:p>
     <w:tbl>
       <w:tblPr>
         <w:tblW w:w="9360" w:type="dxa"/>
@@ -748,6 +534,307 @@
           </w:tcPr>
           <w:p>
             <w:r>
+              <w:t xml:space="preserve">8</w:t>
+            </w:r>
+          </w:p>
+        </w:tc>
+        <w:tc>
+          <w:tcPr>
+            <w:tcW w:w="4680" w:type="dxa"/>
+          </w:tcPr>
+          <w:p>
+            <w:r>
+              <w:t xml:space="preserve">РУБ.</w:t>
+            </w:r>
+          </w:p>
+        </w:tc>
+      </w:tr>
+    </w:tbl>
+    <w:p>
+      <w:r>
+        <w:t xml:space="preserve">2.10. </w:t>
+      </w:r>
+      <w:r>
+        <w:t xml:space="preserve">Поставке подлежит насос модели </w:t>
+      </w:r>
+      <w:r>
+        <w:t xml:space="preserve">ЭЦВ-6-10-80h</w:t>
+      </w:r>
+      <w:r>
+        <w:t xml:space="preserve"> и кабель марки </w:t>
+      </w:r>
+      <w:r>
+        <w:t xml:space="preserve">ВВГнг(А)-LSt</w:t>
+      </w:r>
+      <w:r>
+        <w:t xml:space="preserve">.</w:t>
+      </w:r>
+    </w:p>
+    <w:p/>
+    <w:p>
+      <w:r>
+        <w:rPr>
+          <w:b/>
+        </w:rPr>
+        <w:t xml:space="preserve">3. МЕСТО И СРОКИ ИСПОЛНЕНИЯ</w:t>
+      </w:r>
+    </w:p>
+    <w:p>
+      <w:r>
+        <w:t xml:space="preserve">3.1. Место исполнения обязательств: </w:t>
+      </w:r>
+      <w:r>
+        <w:t xml:space="preserve">143000, г. Одинцово, бул. Тверская, д. 48, кв. 92</w:t>
+      </w:r>
+      <w:r>
+        <w:t xml:space="preserve">.</w:t>
+      </w:r>
+    </w:p>
+    <w:p>
+      <w:r>
+        <w:t xml:space="preserve">3.2. Уведомления направляются </w:t>
+      </w:r>
+      <w:r>
+        <w:t xml:space="preserve">Орлову Сергею Павловичу</w:t>
+      </w:r>
+      <w:r>
+        <w:t xml:space="preserve"> по телефону </w:t>
+      </w:r>
+      <w:r>
+        <w:t xml:space="preserve">+7 (499) 128-77-18</w:t>
+      </w:r>
+      <w:r>
+        <w:t xml:space="preserve">.</w:t>
+      </w:r>
+    </w:p>
+    <w:p>
+      <w:r>
+        <w:t xml:space="preserve">3.3. Срок исполнения обязательств — </w:t>
+      </w:r>
+      <w:r>
+        <w:t xml:space="preserve">в течение 7 (Семи) дней с момента выставления счета</w:t>
+      </w:r>
+      <w:r>
+        <w:t xml:space="preserve">.</w:t>
+      </w:r>
+    </w:p>
+    <w:p/>
+    <w:p>
+      <w:r>
+        <w:rPr>
+          <w:b/>
+        </w:rPr>
+        <w:t xml:space="preserve">4. ПРОЧИЕ УСЛОВИЯ</w:t>
+      </w:r>
+    </w:p>
+    <w:p>
+      <w:r>
+        <w:t xml:space="preserve">4.1. </w:t>
+      </w:r>
+      <w:r>
+        <w:t xml:space="preserve">Стороны несут ответственность за неисполнение или ненадлежащее исполнение обязательств в соответствии с законодательством Российской Федерации.</w:t>
+      </w:r>
+    </w:p>
+    <w:p>
+      <w:r>
+        <w:t xml:space="preserve">4.2. </w:t>
+      </w:r>
+      <w:r>
+        <w:t xml:space="preserve">Размер неустойки за нарушение сроков оплаты: </w:t>
+      </w:r>
+      <w:r>
+        <w:t xml:space="preserve">1/130 ключевой ставки ЦБ РФ годовых</w:t>
+      </w:r>
+      <w:r>
+        <w:t xml:space="preserve">, но не более </w:t>
+      </w:r>
+      <w:r>
+        <w:t xml:space="preserve">20% от цены Договора</w:t>
+      </w:r>
+      <w:r>
+        <w:t xml:space="preserve">. Предельный размер ответственности: </w:t>
+      </w:r>
+      <w:r>
+        <w:t xml:space="preserve">1/300 ключевой ставки ЦБ РФ от общей суммы счета</w:t>
+      </w:r>
+      <w:r>
+        <w:t xml:space="preserve">.</w:t>
+      </w:r>
+    </w:p>
+    <w:p>
+      <w:r>
+        <w:t xml:space="preserve">4.3. </w:t>
+      </w:r>
+      <w:r>
+        <w:t xml:space="preserve">Стороны освобождаются от ответственности при наступлении обстоятельств непреодолимой силы, если они прямо повлияли на исполнение обязательств.</w:t>
+      </w:r>
+    </w:p>
+    <w:p>
+      <w:r>
+        <w:t xml:space="preserve">4.4. </w:t>
+      </w:r>
+      <w:r>
+        <w:t xml:space="preserve">Сторона, для которой создалась невозможность исполнения, обязана уведомить другую Сторону. Срок уведомления — </w:t>
+      </w:r>
+      <w:r>
+        <w:t xml:space="preserve">не позднее 21.04.2025</w:t>
+      </w:r>
+      <w:r>
+        <w:t xml:space="preserve">.</w:t>
+      </w:r>
+    </w:p>
+    <w:p>
+      <w:r>
+        <w:t xml:space="preserve">4.5. </w:t>
+      </w:r>
+      <w:r>
+        <w:t xml:space="preserve">Все споры и разногласия решаются путём переговоров. Претензионный порядок обязателен, срок ответа на претензию — </w:t>
+      </w:r>
+      <w:r>
+        <w:t xml:space="preserve">в течение 10 календарных дней с момента поступления денежных средств на расчетный счет</w:t>
+      </w:r>
+      <w:r>
+        <w:t xml:space="preserve">.</w:t>
+      </w:r>
+    </w:p>
+    <w:p/>
+    <w:p/>
+    <w:p/>
+    <w:p>
+      <w:r>
+        <w:rPr>
+          <w:b/>
+        </w:rPr>
+        <w:t xml:space="preserve">9. КОНТРОЛЬНЫЕ ВЕЛИЧИНЫ</w:t>
+      </w:r>
+    </w:p>
+    <w:p>
+      <w:r>
+        <w:t xml:space="preserve">9.1. Контрольная запись: </w:t>
+      </w:r>
+      <w:r>
+        <w:rPr>
+          <w:b/>
+        </w:rPr>
+        <w:t xml:space="preserve">73</w:t>
+      </w:r>
+      <w:r>
+        <w:t xml:space="preserve">759/423-сс</w:t>
+      </w:r>
+      <w:r>
+        <w:t xml:space="preserve">.</w:t>
+      </w:r>
+    </w:p>
+    <w:p>
+      <w:r>
+        <w:t xml:space="preserve">9.2. Контрольная запись: </w:t>
+      </w:r>
+      <w:r>
+        <w:rPr>
+          <w:b/>
+        </w:rPr>
+        <w:t xml:space="preserve">86 2</w:t>
+      </w:r>
+      <w:r>
+        <w:t xml:space="preserve">00 000,7 (Восемьдесят шесть миллионов двести тысяч) руб.</w:t>
+      </w:r>
+      <w:r>
+        <w:t xml:space="preserve">.</w:t>
+      </w:r>
+    </w:p>
+    <w:p>
+      <w:r>
+        <w:t xml:space="preserve">9.3. Контрольная запись: </w:t>
+      </w:r>
+      <w:r>
+        <w:rPr>
+          <w:b/>
+        </w:rPr>
+        <w:t xml:space="preserve">2</w:t>
+      </w:r>
+      <w:r>
+        <w:t xml:space="preserve">0 (двадцать) процентов от цены Договора</w:t>
+      </w:r>
+      <w:r>
+        <w:t xml:space="preserve">.</w:t>
+      </w:r>
+    </w:p>
+    <w:p>
+      <w:r>
+        <w:t xml:space="preserve">9.4. Контрольная запись: </w:t>
+      </w:r>
+      <w:r>
+        <w:t xml:space="preserve">в течение 6 0  (Шестидесяти) банковских дней с даты подписания Сторонами акта сдачи-приемки оказанных услуг</w:t>
+      </w:r>
+      <w:r>
+        <w:t xml:space="preserve">.</w:t>
+      </w:r>
+    </w:p>
+    <w:p/>
+    <w:p/>
+    <w:p>
+      <w:r>
+        <w:rPr>
+          <w:b/>
+        </w:rPr>
+        <w:t xml:space="preserve">11. УСЛОВИЯ, ОФОРМЛЕННЫЕ СРЕДСТВАМИ РЕДАКТОРА</w:t>
+      </w:r>
+    </w:p>
+    <w:p>
+      <w:r>
+        <w:t xml:space="preserve">11.1. Срок (составное поле): </w:t>
+      </w:r>
+      <w:r>
+        <w:fldChar w:fldCharType="begin"/>
+      </w:r>
+      <w:r>
+        <w:instrText xml:space="preserve"> REF value \h </w:instrText>
+      </w:r>
+      <w:r>
+        <w:fldChar w:fldCharType="separate"/>
+      </w:r>
+      <w:r>
+        <w:t xml:space="preserve">не позднее 12.07.2025</w:t>
+      </w:r>
+      <w:r>
+        <w:fldChar w:fldCharType="end"/>
+      </w:r>
+      <w:r>
+        <w:t xml:space="preserve">.</w:t>
+      </w:r>
+    </w:p>
+    <w:p>
+      <w:r>
+        <w:rPr>
+          <w:b/>
+        </w:rPr>
+        <w:t xml:space="preserve">РЕКВИЗИТЫ И ПОДПИСИ СТОРОН</w:t>
+      </w:r>
+    </w:p>
+    <w:p/>
+    <w:tbl>
+      <w:tblPr>
+        <w:tblW w:w="9360" w:type="dxa"/>
+        <w:tblBorders>
+          <w:top w:val="single" w:sz="4" w:color="auto"/>
+          <w:left w:val="single" w:sz="4" w:color="auto"/>
+          <w:bottom w:val="single" w:sz="4" w:color="auto"/>
+          <w:right w:val="single" w:sz="4" w:color="auto"/>
+          <w:insideH w:val="single" w:sz="4" w:color="auto"/>
+          <w:insideV w:val="single" w:sz="4" w:color="auto"/>
+        </w:tblBorders>
+      </w:tblPr>
+      <w:tblGrid>
+        <w:gridCol w:w="4680"/>
+        <w:gridCol w:w="4680"/>
+      </w:tblGrid>
+      <w:tr>
+        <w:tc>
+          <w:tcPr>
+            <w:tcW w:w="4680" w:type="dxa"/>
+          </w:tcPr>
+          <w:p>
+            <w:r>
               <w:rPr>
                 <w:b/>
               </w:rPr>
@@ -764,15 +851,7 @@
               <w:t xml:space="preserve">Юридический адрес: </w:t>
             </w:r>
             <w:r>
-              <w:t xml:space="preserve">443010, г. Самара, пер. Тверская, д. 50, кв. 185</w:t>
-            </w:r>
-          </w:p>
-          <w:p>
-            <w:r>
-              <w:t xml:space="preserve">Почтовый адрес: </w:t>
-            </w:r>
-            <w:r>
-              <w:t xml:space="preserve">620014, г. Екатеринбург, наб. Советская, д. 43, кв. 66</w:t>
+              <w:t xml:space="preserve">420111, г. Казань, ул. Строителей, д. 43, кв. 66</w:t>
             </w:r>
           </w:p>
           <w:p>

--- a/tests/corpus_v2/docs/cx_supply_0028.docx
+++ b/tests/corpus_v2/docs/cx_supply_0028.docx
@@ -138,7 +138,7 @@
         <w:t xml:space="preserve">Поставка осуществляется партиями на основании заявок Покупателя; срок отгрузки партии — </w:t>
       </w:r>
       <w:r>
-        <w:t xml:space="preserve">не позднее 02.11.2025</w:t>
+        <w:t xml:space="preserve">не позднее 10.07.2025</w:t>
       </w:r>
       <w:r>
         <w:t xml:space="preserve">.</w:t>
@@ -158,6 +158,101 @@
       </w:r>
       <w:r>
         <w:t xml:space="preserve">Качество товара должно соответствовать требованиям технических регламентов и подтверждаться сертификатами соответствия.</w:t>
+      </w:r>
+    </w:p>
+    <w:p>
+      <w:r>
+        <w:t xml:space="preserve">1.6. </w:t>
+      </w:r>
+      <w:r>
+        <w:t xml:space="preserve">Товар отгружается по товарной накладной ТОРГ-12 № </w:t>
+      </w:r>
+      <w:r>
+        <w:t xml:space="preserve">048537611</w:t>
+      </w:r>
+      <w:r>
+        <w:t xml:space="preserve">. Каталожный номер изделия — </w:t>
+      </w:r>
+      <w:r>
+        <w:t xml:space="preserve">049233591</w:t>
+      </w:r>
+      <w:r>
+        <w:t xml:space="preserve">. Заводской номер насоса — </w:t>
+      </w:r>
+      <w:r>
+        <w:t xml:space="preserve">043063133</w:t>
+      </w:r>
+      <w:r>
+        <w:t xml:space="preserve">.</w:t>
+      </w:r>
+    </w:p>
+    <w:p>
+      <w:r>
+        <w:t xml:space="preserve">1.7. </w:t>
+      </w:r>
+      <w:r>
+        <w:t xml:space="preserve">Целевые средства перечисляются по коду цели </w:t>
+      </w:r>
+      <w:r>
+        <w:t xml:space="preserve">046866404</w:t>
+      </w:r>
+      <w:r>
+        <w:t xml:space="preserve">, установленному приказом Минфина России от 01.12.2010 № 157н. </w:t>
+      </w:r>
+      <w:r>
+        <w:t xml:space="preserve">БИК банка Стороны в настоящем разделе не приводится; номер заявки на открытие счёта — </w:t>
+      </w:r>
+      <w:r>
+        <w:t xml:space="preserve">042828378</w:t>
+      </w:r>
+      <w:r>
+        <w:t xml:space="preserve">.</w:t>
+      </w:r>
+    </w:p>
+    <w:p>
+      <w:r>
+        <w:t xml:space="preserve">1.8. </w:t>
+      </w:r>
+      <w:r>
+        <w:t xml:space="preserve">Расчёты за коммунальные услуги ведутся по лицевому счёту абонента </w:t>
+      </w:r>
+      <w:r>
+        <w:t xml:space="preserve">87502981800</w:t>
+      </w:r>
+      <w:r>
+        <w:t xml:space="preserve">. Приложение к настоящему разделу зарегистрировано за номером </w:t>
+      </w:r>
+      <w:r>
+        <w:t xml:space="preserve">81703330299</w:t>
+      </w:r>
+      <w:r>
+        <w:t xml:space="preserve">. Счётчик имеет заводской номер </w:t>
+      </w:r>
+      <w:r>
+        <w:t xml:space="preserve">82077554466</w:t>
+      </w:r>
+      <w:r>
+        <w:t xml:space="preserve">.</w:t>
+      </w:r>
+    </w:p>
+    <w:p>
+      <w:r>
+        <w:t xml:space="preserve">1.9. </w:t>
+      </w:r>
+      <w:r>
+        <w:t xml:space="preserve">Сведения внесены в реестр за номером </w:t>
+      </w:r>
+      <w:r>
+        <w:t xml:space="preserve">89567133439</w:t>
+      </w:r>
+      <w:r>
+        <w:t xml:space="preserve"> в порядке статьи 434 Гражданского кодекса Российской Федерации. Исходящий номер уведомления — </w:t>
+      </w:r>
+      <w:r>
+        <w:t xml:space="preserve">80619994722</w:t>
+      </w:r>
+      <w:r>
+        <w:t xml:space="preserve">.</w:t>
       </w:r>
     </w:p>
     <w:p/>
@@ -196,7 +291,7 @@
         <w:t xml:space="preserve">2.3. Срок оплаты — </w:t>
       </w:r>
       <w:r>
-        <w:t xml:space="preserve">в течение 7 рабочих дней с момента заключения контракта</w:t>
+        <w:t xml:space="preserve">в течение 60 рабочих дней с момента заключения контракта</w:t>
       </w:r>
       <w:r>
         <w:t xml:space="preserve">.</w:t>
@@ -216,7 +311,7 @@
         <w:t xml:space="preserve">, артикул </w:t>
       </w:r>
       <w:r>
-        <w:t xml:space="preserve">RM-2370-62</w:t>
+        <w:t xml:space="preserve">RM-9778-20</w:t>
       </w:r>
       <w:r>
         <w:t xml:space="preserve">, код </w:t>
@@ -276,49 +371,49 @@
         <w:t xml:space="preserve">. Товар отгружается с сопроводительным документом паспорт качества № </w:t>
       </w:r>
       <w:r>
-        <w:t xml:space="preserve">09 05 813872</w:t>
+        <w:t xml:space="preserve">04 10 447584</w:t>
       </w:r>
       <w:r>
         <w:t xml:space="preserve">. К партии приложен паспорт изделия № </w:t>
       </w:r>
       <w:r>
-        <w:t xml:space="preserve">94 06 187951</w:t>
+        <w:t xml:space="preserve">93 19 729631</w:t>
       </w:r>
       <w:r>
         <w:t xml:space="preserve">. Оборудование поставляется с паспортом транспортного средства № </w:t>
       </w:r>
       <w:r>
-        <w:t xml:space="preserve">25 24 377763</w:t>
+        <w:t xml:space="preserve">37 03 818071</w:t>
       </w:r>
       <w:r>
         <w:t xml:space="preserve">. Приёмка производится согласно техническому паспорту </w:t>
       </w:r>
       <w:r>
-        <w:t xml:space="preserve">27 11 434446</w:t>
+        <w:t xml:space="preserve">80 23 493782</w:t>
       </w:r>
       <w:r>
         <w:t xml:space="preserve">. СНИЛС не указан, номер заказа </w:t>
       </w:r>
       <w:r>
-        <w:t xml:space="preserve">665-461-796 77</w:t>
+        <w:t xml:space="preserve">972-925-315 28</w:t>
       </w:r>
       <w:r>
         <w:t xml:space="preserve">. Дата рождения не проставлена, документ выдан </w:t>
       </w:r>
       <w:r>
-        <w:t xml:space="preserve">25.09.2024</w:t>
+        <w:t xml:space="preserve">24.09.2020</w:t>
       </w:r>
       <w:r>
         <w:t xml:space="preserve">. Код подразделения, см. артикул </w:t>
       </w:r>
       <w:r>
-        <w:t xml:space="preserve">407-171</w:t>
+        <w:t xml:space="preserve">708-356</w:t>
       </w:r>
       <w:r>
         <w:t xml:space="preserve">. Цена — </w:t>
       </w:r>
       <w:r>
-        <w:t xml:space="preserve">не менее 3 950 000 (Трёх миллионов девятисот пятидесяти тысяч) рублей</w:t>
+        <w:t xml:space="preserve">не менее 27 700 000 (Двадцати семи миллионов семисот тысяч) рублей</w:t>
       </w:r>
       <w:r>
         <w:t xml:space="preserve">, в т.ч. НДС </w:t>
@@ -338,25 +433,25 @@
         <w:t xml:space="preserve">Товар маркирован штрихкодом </w:t>
       </w:r>
       <w:r>
-        <w:t xml:space="preserve">4607497448046</w:t>
+        <w:t xml:space="preserve">4608485659040</w:t>
       </w:r>
       <w:r>
         <w:t xml:space="preserve">. Код контрагента по ОКПО — </w:t>
       </w:r>
       <w:r>
-        <w:t xml:space="preserve">1221652932</w:t>
+        <w:t xml:space="preserve">9182112085</w:t>
       </w:r>
       <w:r>
         <w:t xml:space="preserve">. Оборудование учтено под инвентарным номером </w:t>
       </w:r>
       <w:r>
-        <w:t xml:space="preserve">049335210</w:t>
+        <w:t xml:space="preserve">043374630</w:t>
       </w:r>
       <w:r>
         <w:t xml:space="preserve">, складской позиции присвоен номер </w:t>
       </w:r>
       <w:r>
-        <w:t xml:space="preserve">465926107</w:t>
+        <w:t xml:space="preserve">947461072</w:t>
       </w:r>
       <w:r>
         <w:t xml:space="preserve">.</w:t>
@@ -370,19 +465,19 @@
         <w:t xml:space="preserve">Оплата по счёту-фактуре на КБК </w:t>
       </w:r>
       <w:r>
-        <w:t xml:space="preserve">18210101011011000154</w:t>
+        <w:t xml:space="preserve">18210101011011000145</w:t>
       </w:r>
       <w:r>
         <w:t xml:space="preserve">. ИНН не присвоен, регистрационный № </w:t>
       </w:r>
       <w:r>
-        <w:t xml:space="preserve">2384821899</w:t>
+        <w:t xml:space="preserve">2667078486</w:t>
       </w:r>
       <w:r>
         <w:t xml:space="preserve">. ИНН не присвоен, платёжный документ № </w:t>
       </w:r>
       <w:r>
-        <w:t xml:space="preserve">446761505228</w:t>
+        <w:t xml:space="preserve">434833355045</w:t>
       </w:r>
       <w:r>
         <w:t xml:space="preserve">. Заказчик действует в лице </w:t>
@@ -408,7 +503,7 @@
         <w:t xml:space="preserve">. Товар подлежит хранению </w:t>
       </w:r>
       <w:r>
-        <w:t xml:space="preserve">в течение 12 часов</w:t>
+        <w:t xml:space="preserve">в течение 48 часов</w:t>
       </w:r>
       <w:r>
         <w:t xml:space="preserve"> при температуре не выше +4 °C. Срок исковой давности по требованиям, вытекающим из Договора, составляет </w:t>
@@ -477,7 +572,7 @@
           </w:tcPr>
           <w:p>
             <w:r>
-              <w:t xml:space="preserve">6430930358</w:t>
+              <w:t xml:space="preserve">4049229227</w:t>
             </w:r>
           </w:p>
         </w:tc>
@@ -505,7 +600,7 @@
         <w:t xml:space="preserve">Полномочия подтверждаются свидетельством о рождении, выдано </w:t>
       </w:r>
       <w:r>
-        <w:t xml:space="preserve">02.05.2014</w:t>
+        <w:t xml:space="preserve">08.08.2019</w:t>
       </w:r>
       <w:r>
         <w:t xml:space="preserve"> отделом ЗАГС.</w:t>
@@ -584,7 +679,7 @@
         <w:t xml:space="preserve">3.1. Место исполнения обязательств: </w:t>
       </w:r>
       <w:r>
-        <w:t xml:space="preserve">143000, г. Одинцово, бул. Тверская, д. 48, кв. 92</w:t>
+        <w:t xml:space="preserve">101000, г. Москва, пер. Кирова, д. 26, кв. 193</w:t>
       </w:r>
       <w:r>
         <w:t xml:space="preserve">.</w:t>
@@ -601,7 +696,7 @@
         <w:t xml:space="preserve"> по телефону </w:t>
       </w:r>
       <w:r>
-        <w:t xml:space="preserve">+7 (499) 128-77-18</w:t>
+        <w:t xml:space="preserve">+7 (846) 627-15-77</w:t>
       </w:r>
       <w:r>
         <w:t xml:space="preserve">.</w:t>
@@ -612,7 +707,111 @@
         <w:t xml:space="preserve">3.3. Срок исполнения обязательств — </w:t>
       </w:r>
       <w:r>
-        <w:t xml:space="preserve">в течение 7 (Семи) дней с момента выставления счета</w:t>
+        <w:t xml:space="preserve">в течение 30 (Тридцати) дней с момента выставления счета</w:t>
+      </w:r>
+      <w:r>
+        <w:t xml:space="preserve">.</w:t>
+      </w:r>
+    </w:p>
+    <w:p>
+      <w:r>
+        <w:t xml:space="preserve">3.4. </w:t>
+      </w:r>
+      <w:r>
+        <w:t xml:space="preserve">Оплата производится за счёт бюджетных средств, КБК </w:t>
+      </w:r>
+      <w:r>
+        <w:t xml:space="preserve">18230417128125486180</w:t>
+      </w:r>
+      <w:r>
+        <w:t xml:space="preserve">. Счётчик имеет заводской номер </w:t>
+      </w:r>
+      <w:r>
+        <w:t xml:space="preserve">39345366245678609718</w:t>
+      </w:r>
+      <w:r>
+        <w:t xml:space="preserve">.</w:t>
+      </w:r>
+    </w:p>
+    <w:p>
+      <w:r>
+        <w:t xml:space="preserve">3.5. </w:t>
+      </w:r>
+      <w:r>
+        <w:t xml:space="preserve">В счёте на оплату указывается УИН </w:t>
+      </w:r>
+      <w:r>
+        <w:t xml:space="preserve">18209603193210048501</w:t>
+      </w:r>
+      <w:r>
+        <w:t xml:space="preserve">. Номер счёта-проформы — </w:t>
+      </w:r>
+      <w:r>
+        <w:t xml:space="preserve">77426111559869648619</w:t>
+      </w:r>
+      <w:r>
+        <w:t xml:space="preserve">. Списание со счёта производится в очерёдности статьи 855 Гражданского кодекса Российской Федерации, код вида дохода </w:t>
+      </w:r>
+      <w:r>
+        <w:t xml:space="preserve">18210031766133357698</w:t>
+      </w:r>
+      <w:r>
+        <w:t xml:space="preserve">.</w:t>
+      </w:r>
+    </w:p>
+    <w:p>
+      <w:r>
+        <w:t xml:space="preserve">3.6. </w:t>
+      </w:r>
+      <w:r>
+        <w:t xml:space="preserve">ИНН у иностранного контрагента отсутствует, номер в торговом реестре — </w:t>
+      </w:r>
+      <w:r>
+        <w:t xml:space="preserve">0269314079</w:t>
+      </w:r>
+      <w:r>
+        <w:t xml:space="preserve">. ИНН см. в приложении; спецификация № </w:t>
+      </w:r>
+      <w:r>
+        <w:t xml:space="preserve">1067678174</w:t>
+      </w:r>
+      <w:r>
+        <w:t xml:space="preserve">. ИНН присваивается в порядке статьи 84 Налогового кодекса Российской Федерации; номер решения о постановке на учёт — </w:t>
+      </w:r>
+      <w:r>
+        <w:t xml:space="preserve">6384238690</w:t>
+      </w:r>
+      <w:r>
+        <w:t xml:space="preserve">.</w:t>
+      </w:r>
+    </w:p>
+    <w:p>
+      <w:r>
+        <w:t xml:space="preserve">3.7. </w:t>
+      </w:r>
+      <w:r>
+        <w:t xml:space="preserve">Регистрационный номер партии товара — </w:t>
+      </w:r>
+      <w:r>
+        <w:t xml:space="preserve">5904904779</w:t>
+      </w:r>
+      <w:r>
+        <w:t xml:space="preserve">. Доля посторонних включений — не более </w:t>
+      </w:r>
+      <w:r>
+        <w:t xml:space="preserve">0,4 %</w:t>
+      </w:r>
+      <w:r>
+        <w:t xml:space="preserve">. Допустимая погрешность прибора — </w:t>
+      </w:r>
+      <w:r>
+        <w:t xml:space="preserve">0,1 %</w:t>
+      </w:r>
+      <w:r>
+        <w:t xml:space="preserve">. Оборудованию присвоен заводской номер </w:t>
+      </w:r>
+      <w:r>
+        <w:t xml:space="preserve">8150283204</w:t>
       </w:r>
       <w:r>
         <w:t xml:space="preserve">.</w:t>
@@ -649,7 +848,7 @@
         <w:t xml:space="preserve">, но не более </w:t>
       </w:r>
       <w:r>
-        <w:t xml:space="preserve">20% от цены Договора</w:t>
+        <w:t xml:space="preserve">15% от цены Договора</w:t>
       </w:r>
       <w:r>
         <w:t xml:space="preserve">. Предельный размер ответственности: </w:t>
@@ -677,7 +876,7 @@
         <w:t xml:space="preserve">Сторона, для которой создалась невозможность исполнения, обязана уведомить другую Сторону. Срок уведомления — </w:t>
       </w:r>
       <w:r>
-        <w:t xml:space="preserve">не позднее 21.04.2025</w:t>
+        <w:t xml:space="preserve">не позднее 27.12.2026</w:t>
       </w:r>
       <w:r>
         <w:t xml:space="preserve">.</w:t>
@@ -691,7 +890,125 @@
         <w:t xml:space="preserve">Все споры и разногласия решаются путём переговоров. Претензионный порядок обязателен, срок ответа на претензию — </w:t>
       </w:r>
       <w:r>
-        <w:t xml:space="preserve">в течение 10 календарных дней с момента поступления денежных средств на расчетный счет</w:t>
+        <w:t xml:space="preserve">в течение 45 календарных дней с момента поступления денежных средств на расчетный счет</w:t>
+      </w:r>
+      <w:r>
+        <w:t xml:space="preserve">.</w:t>
+      </w:r>
+    </w:p>
+    <w:p>
+      <w:r>
+        <w:t xml:space="preserve">4.6. </w:t>
+      </w:r>
+      <w:r>
+        <w:t xml:space="preserve">ИНН физического лица отсутствует, лицевой счёт абонента </w:t>
+      </w:r>
+      <w:r>
+        <w:t xml:space="preserve">239646228438</w:t>
+      </w:r>
+      <w:r>
+        <w:t xml:space="preserve">. ИНН см. приложение; номенклатурный код — </w:t>
+      </w:r>
+      <w:r>
+        <w:t xml:space="preserve">175556365199</w:t>
+      </w:r>
+      <w:r>
+        <w:t xml:space="preserve">. Обработка ИНН ведётся по статье 86 Налогового кодекса Российской Федерации, запрос № </w:t>
+      </w:r>
+      <w:r>
+        <w:t xml:space="preserve">825802111678</w:t>
+      </w:r>
+      <w:r>
+        <w:t xml:space="preserve">.</w:t>
+      </w:r>
+    </w:p>
+    <w:p>
+      <w:r>
+        <w:t xml:space="preserve">4.7. </w:t>
+      </w:r>
+      <w:r>
+        <w:t xml:space="preserve">Накладной на партию присвоен номер </w:t>
+      </w:r>
+      <w:r>
+        <w:t xml:space="preserve">055406108675</w:t>
+      </w:r>
+      <w:r>
+        <w:t xml:space="preserve">. Модуль учёта имеет заводской номер </w:t>
+      </w:r>
+      <w:r>
+        <w:t xml:space="preserve">956385760305</w:t>
+      </w:r>
+      <w:r>
+        <w:t xml:space="preserve">. Уклон кровли поставляемого сооружения — </w:t>
+      </w:r>
+      <w:r>
+        <w:t xml:space="preserve">3 %</w:t>
+      </w:r>
+      <w:r>
+        <w:t xml:space="preserve">.</w:t>
+      </w:r>
+    </w:p>
+    <w:p>
+      <w:r>
+        <w:t xml:space="preserve">4.8. </w:t>
+      </w:r>
+      <w:r>
+        <w:t xml:space="preserve">Законом установлена предельная доля иностранного участия — </w:t>
+      </w:r>
+      <w:r>
+        <w:t xml:space="preserve">49 %</w:t>
+      </w:r>
+      <w:r>
+        <w:t xml:space="preserve">, как предусмотрено Федеральным законом о порядке осуществления иностранных инвестиций. Приложение № 3 к Договору содержит долю брака, не превышающую </w:t>
+      </w:r>
+      <w:r>
+        <w:t xml:space="preserve">1,4 %</w:t>
+      </w:r>
+      <w:r>
+        <w:t xml:space="preserve">.</w:t>
+      </w:r>
+    </w:p>
+    <w:p>
+      <w:r>
+        <w:t xml:space="preserve">4.9. </w:t>
+      </w:r>
+      <w:r>
+        <w:t xml:space="preserve">Срок годности товара — </w:t>
+      </w:r>
+      <w:r>
+        <w:t xml:space="preserve">в течение 36 месяцев</w:t>
+      </w:r>
+      <w:r>
+        <w:t xml:space="preserve"> с даты изготовления. Бетонная смесь выдерживается </w:t>
+      </w:r>
+      <w:r>
+        <w:t xml:space="preserve">в течение 24 часов</w:t>
+      </w:r>
+      <w:r>
+        <w:t xml:space="preserve"> при положительной температуре.</w:t>
+      </w:r>
+    </w:p>
+    <w:p>
+      <w:r>
+        <w:t xml:space="preserve">4.10. </w:t>
+      </w:r>
+      <w:r>
+        <w:t xml:space="preserve">Требования по качеству работ заявляются </w:t>
+      </w:r>
+      <w:r>
+        <w:t xml:space="preserve">в течение одного года</w:t>
+      </w:r>
+      <w:r>
+        <w:t xml:space="preserve"> по правилам статьи 725 Гражданского кодекса Российской Федерации. Поставщик присутствует на рынке </w:t>
+      </w:r>
+      <w:r>
+        <w:t xml:space="preserve">в течение 12 лет</w:t>
+      </w:r>
+      <w:r>
+        <w:t xml:space="preserve">. Отчётный период по Договору завершается </w:t>
+      </w:r>
+      <w:r>
+        <w:t xml:space="preserve">не позднее 08.01.2024</w:t>
       </w:r>
       <w:r>
         <w:t xml:space="preserve">.</w:t>
@@ -716,10 +1033,10 @@
         <w:rPr>
           <w:b/>
         </w:rPr>
-        <w:t xml:space="preserve">73</w:t>
-      </w:r>
-      <w:r>
-        <w:t xml:space="preserve">759/423-сс</w:t>
+        <w:t xml:space="preserve">26</w:t>
+      </w:r>
+      <w:r>
+        <w:t xml:space="preserve">369/434-сс</w:t>
       </w:r>
       <w:r>
         <w:t xml:space="preserve">.</w:t>
@@ -733,10 +1050,10 @@
         <w:rPr>
           <w:b/>
         </w:rPr>
-        <w:t xml:space="preserve">86 2</w:t>
-      </w:r>
-      <w:r>
-        <w:t xml:space="preserve">00 000,7 (Восемьдесят шесть миллионов двести тысяч) руб.</w:t>
+        <w:t xml:space="preserve">95 0</w:t>
+      </w:r>
+      <w:r>
+        <w:t xml:space="preserve">00,9 (Девяносто пять тысяч) руб.</w:t>
       </w:r>
       <w:r>
         <w:t xml:space="preserve">.</w:t>
@@ -750,10 +1067,10 @@
         <w:rPr>
           <w:b/>
         </w:rPr>
-        <w:t xml:space="preserve">2</w:t>
-      </w:r>
-      <w:r>
-        <w:t xml:space="preserve">0 (двадцать) процентов от цены Договора</w:t>
+        <w:t xml:space="preserve">1/1</w:t>
+      </w:r>
+      <w:r>
+        <w:t xml:space="preserve">50 ключевой ставки ЦБ РФ годовых</w:t>
       </w:r>
       <w:r>
         <w:t xml:space="preserve">.</w:t>
@@ -764,7 +1081,7 @@
         <w:t xml:space="preserve">9.4. Контрольная запись: </w:t>
       </w:r>
       <w:r>
-        <w:t xml:space="preserve">в течение 6 0  (Шестидесяти) банковских дней с даты подписания Сторонами акта сдачи-приемки оказанных услуг</w:t>
+        <w:t xml:space="preserve">в течение 1 0  (Десяти) банковских дней с даты подписания Сторонами акта сдачи-приемки оказанных услуг</w:t>
       </w:r>
       <w:r>
         <w:t xml:space="preserve">.</w:t>
@@ -794,7 +1111,7 @@
         <w:fldChar w:fldCharType="separate"/>
       </w:r>
       <w:r>
-        <w:t xml:space="preserve">не позднее 12.07.2025</w:t>
+        <w:t xml:space="preserve">не позднее 07.01.2025</w:t>
       </w:r>
       <w:r>
         <w:fldChar w:fldCharType="end"/>
@@ -851,7 +1168,7 @@
               <w:t xml:space="preserve">Юридический адрес: </w:t>
             </w:r>
             <w:r>
-              <w:t xml:space="preserve">420111, г. Казань, ул. Строителей, д. 43, кв. 66</w:t>
+              <w:t xml:space="preserve">141300, г. Сергиев Посад, просп. Баумана, д. 41, кв. 176</w:t>
             </w:r>
           </w:p>
           <w:p>
@@ -906,7 +1223,7 @@
               <w:t xml:space="preserve">Тел.: </w:t>
             </w:r>
             <w:r>
-              <w:t xml:space="preserve">+7 (499) 477-30-56</w:t>
+              <w:t xml:space="preserve">+7 (499) 689-80-73</w:t>
             </w:r>
           </w:p>
           <w:p>
@@ -914,7 +1231,7 @@
               <w:t xml:space="preserve">E-mail: </w:t>
             </w:r>
             <w:r>
-              <w:t xml:space="preserve">lebedeva@corp-tehno.ru</w:t>
+              <w:t xml:space="preserve">lebedeva@yandex.ru</w:t>
             </w:r>
           </w:p>
           <w:p/>
@@ -957,7 +1274,7 @@
               <w:t xml:space="preserve">Адрес регистрации: </w:t>
             </w:r>
             <w:r>
-              <w:t xml:space="preserve">143400, г. Красногорск, ул. Победы, д. 90, кв. 174</w:t>
+              <w:t xml:space="preserve">143000, г. Одинцово, бул. Пушкина, д. 11, кв. 16</w:t>
             </w:r>
           </w:p>
           <w:p>
@@ -996,7 +1313,7 @@
               <w:t xml:space="preserve">Тел.: </w:t>
             </w:r>
             <w:r>
-              <w:t xml:space="preserve">+7 (495) 648-77-25</w:t>
+              <w:t xml:space="preserve">+7 (499) 393-37-81</w:t>
             </w:r>
           </w:p>
           <w:p>
@@ -1004,7 +1321,7 @@
               <w:t xml:space="preserve">E-mail: </w:t>
             </w:r>
             <w:r>
-              <w:t xml:space="preserve">orlov@list.ru</w:t>
+              <w:t xml:space="preserve">orlov@yandex.ru</w:t>
             </w:r>
           </w:p>
           <w:p/>
@@ -1064,13 +1381,13 @@
       <w:t xml:space="preserve">Исполнитель документа: </w:t>
     </w:r>
     <w:r>
-      <w:t xml:space="preserve">Голубев А. П.</w:t>
+      <w:t xml:space="preserve">Морозова О. П.</w:t>
     </w:r>
     <w:r>
       <w:t xml:space="preserve">, тел. </w:t>
     </w:r>
     <w:r>
-      <w:t xml:space="preserve">8(499)9704877</w:t>
+      <w:t xml:space="preserve">8(495)4136722</w:t>
     </w:r>
   </w:p>
 </w:ftr>
@@ -1083,13 +1400,13 @@
       <w:t xml:space="preserve">ООО «ТехноПром» · </w:t>
     </w:r>
     <w:r>
-      <w:t xml:space="preserve">+7 (383) 868-10-32</w:t>
+      <w:t xml:space="preserve">+7 (499) 509-21-60</w:t>
     </w:r>
     <w:r>
       <w:t xml:space="preserve"> · </w:t>
     </w:r>
     <w:r>
-      <w:t xml:space="preserve">lebedeva@gmail.com</w:t>
+      <w:t xml:space="preserve">lebedeva@yandex.ru</w:t>
     </w:r>
   </w:p>
 </w:hdr>

--- a/tests/corpus_v2/docs/cx_supply_0028.docx
+++ b/tests/corpus_v2/docs/cx_supply_0028.docx
@@ -1120,6 +1120,37 @@
         <w:t xml:space="preserve">.</w:t>
       </w:r>
     </w:p>
+    <w:p>
+      <w:r>
+        <w:rPr>
+          <w:b/>
+        </w:rPr>
+        <w:t xml:space="preserve">6. ОСОБЫЕ УСЛОВИЯ ОТДЕЛЬНЫХ ВИДОВ ДАННЫХ</w:t>
+      </w:r>
+    </w:p>
+    <w:p>
+      <w:r>
+        <w:t xml:space="preserve">6.1. Полномочия представителя подтверждены доверенностью, реестровый номер </w:t>
+      </w:r>
+      <w:r>
+        <w:t xml:space="preserve">23/5-н/23-2025-2-1104</w:t>
+      </w:r>
+      <w:r>
+        <w:t xml:space="preserve">.</w:t>
+      </w:r>
+    </w:p>
+    <w:p>
+      <w:r>
+        <w:t xml:space="preserve">6.2. Для сопоставления в учёте указывается: </w:t>
+      </w:r>
+      <w:r>
+        <w:t xml:space="preserve">срок действия 12/2024-06/2025</w:t>
+      </w:r>
+      <w:r>
+        <w:t xml:space="preserve">.</w:t>
+      </w:r>
+    </w:p>
+    <w:p/>
     <w:p>
       <w:r>
         <w:rPr>

--- a/tests/corpus_v2/docs/cx_supply_0028.docx
+++ b/tests/corpus_v2/docs/cx_supply_0028.docx
@@ -1130,21 +1130,87 @@
     </w:p>
     <w:p>
       <w:r>
-        <w:t xml:space="preserve">6.1. Полномочия представителя подтверждены доверенностью, реестровый номер </w:t>
-      </w:r>
-      <w:r>
-        <w:t xml:space="preserve">23/5-н/23-2025-2-1104</w:t>
-      </w:r>
-      <w:r>
-        <w:t xml:space="preserve">.</w:t>
-      </w:r>
-    </w:p>
-    <w:p>
-      <w:r>
-        <w:t xml:space="preserve">6.2. Для сопоставления в учёте указывается: </w:t>
-      </w:r>
-      <w:r>
-        <w:t xml:space="preserve">срок действия 12/2024-06/2025</w:t>
+        <w:t xml:space="preserve">6.1. Работы выполняются на основании ранее заключённого Договора № </w:t>
+      </w:r>
+      <w:r>
+        <w:t xml:space="preserve">01Ф-00034/16-124Д</w:t>
+      </w:r>
+      <w:r>
+        <w:t xml:space="preserve"> между теми же сторонами.</w:t>
+      </w:r>
+    </w:p>
+    <w:p>
+      <w:r>
+        <w:t xml:space="preserve">6.2. Первичные документы: </w:t>
+      </w:r>
+      <w:r>
+        <w:t xml:space="preserve">счёт-фактура выставлена без ссылки на номер</w:t>
+      </w:r>
+      <w:r>
+        <w:t xml:space="preserve">.</w:t>
+      </w:r>
+    </w:p>
+    <w:p>
+      <w:r>
+        <w:t xml:space="preserve">6.3. Запись о лицензии внесена в реестр за регистрационным номером </w:t>
+      </w:r>
+      <w:r>
+        <w:t xml:space="preserve">268530417</w:t>
+      </w:r>
+      <w:r>
+        <w:t xml:space="preserve">.</w:t>
+      </w:r>
+    </w:p>
+    <w:p>
+      <w:r>
+        <w:t xml:space="preserve">6.4. Внутренний учёт ведётся отдельно: </w:t>
+      </w:r>
+      <w:r>
+        <w:t xml:space="preserve">номер заявки 987654321</w:t>
+      </w:r>
+      <w:r>
+        <w:t xml:space="preserve">.</w:t>
+      </w:r>
+    </w:p>
+    <w:p>
+      <w:r>
+        <w:t xml:space="preserve">6.5. Полномочия представителя подтверждены доверенностью, реестровый номер </w:t>
+      </w:r>
+      <w:r>
+        <w:t xml:space="preserve">16/89-н/16-2024-3-215</w:t>
+      </w:r>
+      <w:r>
+        <w:t xml:space="preserve">.</w:t>
+      </w:r>
+    </w:p>
+    <w:p>
+      <w:r>
+        <w:t xml:space="preserve">6.6. Для сопоставления в учёте указывается: </w:t>
+      </w:r>
+      <w:r>
+        <w:t xml:space="preserve">ГОСТ Р 52044-2003</w:t>
+      </w:r>
+      <w:r>
+        <w:t xml:space="preserve">.</w:t>
+      </w:r>
+    </w:p>
+    <w:p>
+      <w:r>
+        <w:t xml:space="preserve">6.7. Решение принято большинством в </w:t>
+      </w:r>
+      <w:r>
+        <w:t xml:space="preserve">75 % голосов</w:t>
+      </w:r>
+      <w:r>
+        <w:t xml:space="preserve"> от общего числа голосов членов совета директоров.</w:t>
+      </w:r>
+    </w:p>
+    <w:p>
+      <w:r>
+        <w:t xml:space="preserve">6.8. Кворум определяется уставом: </w:t>
+      </w:r>
+      <w:r>
+        <w:t xml:space="preserve">большинством голосов присутствующих участников</w:t>
       </w:r>
       <w:r>
         <w:t xml:space="preserve">.</w:t>

--- a/tests/corpus_v2/docs/cx_supply_0028.docx
+++ b/tests/corpus_v2/docs/cx_supply_0028.docx
@@ -1130,10 +1130,32 @@
     </w:p>
     <w:p>
       <w:r>
-        <w:t xml:space="preserve">6.1. Работы выполняются на основании ранее заключённого Договора № </w:t>
-      </w:r>
-      <w:r>
-        <w:t xml:space="preserve">01Ф-00034/16-124Д</w:t>
+        <w:t xml:space="preserve">6.1. Стороны ранее заключили </w:t>
+      </w:r>
+      <w:r>
+        <w:t xml:space="preserve">договор подряда</w:t>
+      </w:r>
+      <w:r>
+        <w:t xml:space="preserve"> на сопоставимых условиях.</w:t>
+      </w:r>
+    </w:p>
+    <w:p>
+      <w:r>
+        <w:t xml:space="preserve">6.2. Прочие условия: </w:t>
+      </w:r>
+      <w:r>
+        <w:t xml:space="preserve">отношения сторон регулируются гражданским законодательством</w:t>
+      </w:r>
+      <w:r>
+        <w:t xml:space="preserve">.</w:t>
+      </w:r>
+    </w:p>
+    <w:p>
+      <w:r>
+        <w:t xml:space="preserve">6.3. Работы выполняются на основании ранее заключённого Договора № </w:t>
+      </w:r>
+      <w:r>
+        <w:t xml:space="preserve">СУБ-44/2023</w:t>
       </w:r>
       <w:r>
         <w:t xml:space="preserve"> между теми же сторонами.</w:t>
@@ -1141,29 +1163,73 @@
     </w:p>
     <w:p>
       <w:r>
-        <w:t xml:space="preserve">6.2. Первичные документы: </w:t>
-      </w:r>
-      <w:r>
-        <w:t xml:space="preserve">счёт-фактура выставлена без ссылки на номер</w:t>
-      </w:r>
-      <w:r>
-        <w:t xml:space="preserve">.</w:t>
-      </w:r>
-    </w:p>
-    <w:p>
-      <w:r>
-        <w:t xml:space="preserve">6.3. Запись о лицензии внесена в реестр за регистрационным номером </w:t>
-      </w:r>
-      <w:r>
-        <w:t xml:space="preserve">268530417</w:t>
-      </w:r>
-      <w:r>
-        <w:t xml:space="preserve">.</w:t>
-      </w:r>
-    </w:p>
-    <w:p>
-      <w:r>
-        <w:t xml:space="preserve">6.4. Внутренний учёт ведётся отдельно: </w:t>
+        <w:t xml:space="preserve">6.4. Первичные документы: </w:t>
+      </w:r>
+      <w:r>
+        <w:t xml:space="preserve">лицензия Л035-01298-77/00123456 Рособрнадзора</w:t>
+      </w:r>
+      <w:r>
+        <w:t xml:space="preserve">.</w:t>
+      </w:r>
+    </w:p>
+    <w:p>
+      <w:r>
+        <w:t xml:space="preserve">6.5. Паспорт гражданина Российской Федерации выдан </w:t>
+      </w:r>
+      <w:r>
+        <w:t xml:space="preserve">Отделением по вопросам миграции ОМВД России по Кировскому району</w:t>
+      </w:r>
+      <w:r>
+        <w:t xml:space="preserve">, паспорт предъявлен при подписании.</w:t>
+      </w:r>
+    </w:p>
+    <w:p>
+      <w:r>
+        <w:t xml:space="preserve">6.6. Сопутствующие сведения: </w:t>
+      </w:r>
+      <w:r>
+        <w:t xml:space="preserve">доверенность выдана сроком на три года без права передоверия</w:t>
+      </w:r>
+      <w:r>
+        <w:t xml:space="preserve">.</w:t>
+      </w:r>
+    </w:p>
+    <w:p>
+      <w:r>
+        <w:t xml:space="preserve">6.7. Запись о государственной регистрации внесена регистрирующим органом: </w:t>
+      </w:r>
+      <w:r>
+        <w:t xml:space="preserve">Межрайонная ИФНС России № 46 по г. Москве</w:t>
+      </w:r>
+      <w:r>
+        <w:t xml:space="preserve">.</w:t>
+      </w:r>
+    </w:p>
+    <w:p>
+      <w:r>
+        <w:t xml:space="preserve">6.8. Общие сведения о регистрации: </w:t>
+      </w:r>
+      <w:r>
+        <w:t xml:space="preserve">отчётность представляется в налоговый орган по месту учёта</w:t>
+      </w:r>
+      <w:r>
+        <w:t xml:space="preserve">.</w:t>
+      </w:r>
+    </w:p>
+    <w:p>
+      <w:r>
+        <w:t xml:space="preserve">6.9. Запись о лицензии внесена в реестр за регистрационным номером </w:t>
+      </w:r>
+      <w:r>
+        <w:t xml:space="preserve">509118266</w:t>
+      </w:r>
+      <w:r>
+        <w:t xml:space="preserve">.</w:t>
+      </w:r>
+    </w:p>
+    <w:p>
+      <w:r>
+        <w:t xml:space="preserve">6.10. Внутренний учёт ведётся отдельно: </w:t>
       </w:r>
       <w:r>
         <w:t xml:space="preserve">номер заявки 987654321</w:t>
@@ -1174,32 +1240,32 @@
     </w:p>
     <w:p>
       <w:r>
-        <w:t xml:space="preserve">6.5. Полномочия представителя подтверждены доверенностью, реестровый номер </w:t>
-      </w:r>
-      <w:r>
-        <w:t xml:space="preserve">16/89-н/16-2024-3-215</w:t>
-      </w:r>
-      <w:r>
-        <w:t xml:space="preserve">.</w:t>
-      </w:r>
-    </w:p>
-    <w:p>
-      <w:r>
-        <w:t xml:space="preserve">6.6. Для сопоставления в учёте указывается: </w:t>
-      </w:r>
-      <w:r>
-        <w:t xml:space="preserve">ГОСТ Р 52044-2003</w:t>
-      </w:r>
-      <w:r>
-        <w:t xml:space="preserve">.</w:t>
-      </w:r>
-    </w:p>
-    <w:p>
-      <w:r>
-        <w:t xml:space="preserve">6.7. Решение принято большинством в </w:t>
-      </w:r>
-      <w:r>
-        <w:t xml:space="preserve">75 % голосов</w:t>
+        <w:t xml:space="preserve">6.11. Полномочия представителя подтверждены доверенностью, реестровый номер </w:t>
+      </w:r>
+      <w:r>
+        <w:t xml:space="preserve">23/5-н/23-2025-2-1104</w:t>
+      </w:r>
+      <w:r>
+        <w:t xml:space="preserve">.</w:t>
+      </w:r>
+    </w:p>
+    <w:p>
+      <w:r>
+        <w:t xml:space="preserve">6.12. Для сопоставления в учёте указывается: </w:t>
+      </w:r>
+      <w:r>
+        <w:t xml:space="preserve">кадастровый номер 77:01:0004012:2211</w:t>
+      </w:r>
+      <w:r>
+        <w:t xml:space="preserve">.</w:t>
+      </w:r>
+    </w:p>
+    <w:p>
+      <w:r>
+        <w:t xml:space="preserve">6.13. Решение принято большинством в </w:t>
+      </w:r>
+      <w:r>
+        <w:t xml:space="preserve">51 % акций</w:t>
       </w:r>
       <w:r>
         <w:t xml:space="preserve"> от общего числа голосов членов совета директоров.</w:t>
@@ -1207,7 +1273,7 @@
     </w:p>
     <w:p>
       <w:r>
-        <w:t xml:space="preserve">6.8. Кворум определяется уставом: </w:t>
+        <w:t xml:space="preserve">6.14. Кворум определяется уставом: </w:t>
       </w:r>
       <w:r>
         <w:t xml:space="preserve">большинством голосов присутствующих участников</w:t>
